--- a/Documents/020 Project21 -Ng-Publishing-PostGres-Docker-Fallback.docx
+++ b/Documents/020 Project21 -Ng-Publishing-PostGres-Docker-Fallback.docx
@@ -48,24 +48,11 @@
       <w:r>
         <w:t>For the “</w:t>
       </w:r>
-      <w:proofErr w:type="spellStart"/>
-      <w:r>
-        <w:t>MySocialConnect</w:t>
-      </w:r>
-      <w:proofErr w:type="spellEnd"/>
-      <w:r>
-        <w:t>-SPA</w:t>
-      </w:r>
-      <w:r>
-        <w:t xml:space="preserve">” issue </w:t>
-      </w:r>
-      <w:proofErr w:type="spellStart"/>
-      <w:r>
-        <w:t>npm</w:t>
-      </w:r>
-      <w:proofErr w:type="spellEnd"/>
-      <w:r>
-        <w:t xml:space="preserve"> install command to install all packages</w:t>
+      <w:r>
+        <w:t>MySocialConnect-SPA</w:t>
+      </w:r>
+      <w:r>
+        <w:t>” issue npm install command to install all packages</w:t>
       </w:r>
     </w:p>
     <w:p>
@@ -77,15 +64,7 @@
         </w:numPr>
       </w:pPr>
       <w:r>
-        <w:t xml:space="preserve">ng </w:t>
-      </w:r>
-      <w:proofErr w:type="gramStart"/>
-      <w:r>
-        <w:t>serve :</w:t>
-      </w:r>
-      <w:proofErr w:type="gramEnd"/>
-      <w:r>
-        <w:t xml:space="preserve"> to run the spa</w:t>
+        <w:t>ng serve : to run the spa</w:t>
       </w:r>
     </w:p>
     <w:p>
@@ -161,13 +140,9 @@
             <w:pPr>
               <w:cnfStyle w:val="000000100000" w:firstRow="0" w:lastRow="0" w:firstColumn="0" w:lastColumn="0" w:oddVBand="0" w:evenVBand="0" w:oddHBand="1" w:evenHBand="0" w:firstRowFirstColumn="0" w:firstRowLastColumn="0" w:lastRowFirstColumn="0" w:lastRowLastColumn="0"/>
             </w:pPr>
-            <w:proofErr w:type="spellStart"/>
-            <w:proofErr w:type="gramStart"/>
             <w:r>
               <w:t>angular.json</w:t>
             </w:r>
-            <w:proofErr w:type="spellEnd"/>
-            <w:proofErr w:type="gramEnd"/>
           </w:p>
         </w:tc>
       </w:tr>
@@ -195,13 +170,8 @@
               <w:cnfStyle w:val="000000000000" w:firstRow="0" w:lastRow="0" w:firstColumn="0" w:lastColumn="0" w:oddVBand="0" w:evenVBand="0" w:oddHBand="0" w:evenHBand="0" w:firstRowFirstColumn="0" w:firstRowLastColumn="0" w:lastRowFirstColumn="0" w:lastRowLastColumn="0"/>
             </w:pPr>
             <w:r>
-              <w:t>/core/interceptors/</w:t>
-            </w:r>
-            <w:proofErr w:type="spellStart"/>
-            <w:r>
-              <w:t>loading.interceptor.ts</w:t>
-            </w:r>
-            <w:proofErr w:type="spellEnd"/>
+              <w:t>/core/interceptors/loading.interceptor.ts</w:t>
+            </w:r>
           </w:p>
         </w:tc>
       </w:tr>
@@ -232,21 +202,66 @@
               <w:cnfStyle w:val="000000100000" w:firstRow="0" w:lastRow="0" w:firstColumn="0" w:lastColumn="0" w:oddVBand="0" w:evenVBand="0" w:oddHBand="1" w:evenHBand="0" w:firstRowFirstColumn="0" w:firstRowLastColumn="0" w:lastRowFirstColumn="0" w:lastRowLastColumn="0"/>
             </w:pPr>
             <w:r>
-              <w:t>/core/services/</w:t>
-            </w:r>
-            <w:proofErr w:type="spellStart"/>
-            <w:r>
-              <w:t>signalr</w:t>
-            </w:r>
-            <w:proofErr w:type="spellEnd"/>
-            <w:r>
-              <w:t>/message-</w:t>
-            </w:r>
-            <w:proofErr w:type="spellStart"/>
-            <w:r>
-              <w:t>hub.service.ts</w:t>
-            </w:r>
-            <w:proofErr w:type="spellEnd"/>
+              <w:t>/core/services/signalr/message-hub.service.ts</w:t>
+            </w:r>
+          </w:p>
+        </w:tc>
+      </w:tr>
+      <w:tr>
+        <w:tc>
+          <w:tcPr>
+            <w:cnfStyle w:val="001000000000" w:firstRow="0" w:lastRow="0" w:firstColumn="1" w:lastColumn="0" w:oddVBand="0" w:evenVBand="0" w:oddHBand="0" w:evenHBand="0" w:firstRowFirstColumn="0" w:firstRowLastColumn="0" w:lastRowFirstColumn="0" w:lastRowLastColumn="0"/>
+            <w:tcW w:w="5395" w:type="dxa"/>
+          </w:tcPr>
+          <w:p>
+            <w:pPr>
+              <w:rPr>
+                <w:b w:val="0"/>
+                <w:bCs w:val="0"/>
+              </w:rPr>
+            </w:pPr>
+          </w:p>
+        </w:tc>
+        <w:tc>
+          <w:tcPr>
+            <w:tcW w:w="5395" w:type="dxa"/>
+          </w:tcPr>
+          <w:p>
+            <w:pPr>
+              <w:cnfStyle w:val="000000000000" w:firstRow="0" w:lastRow="0" w:firstColumn="0" w:lastColumn="0" w:oddVBand="0" w:evenVBand="0" w:oddHBand="0" w:evenHBand="0" w:firstRowFirstColumn="0" w:firstRowLastColumn="0" w:lastRowFirstColumn="0" w:lastRowLastColumn="0"/>
+            </w:pPr>
+            <w:r>
+              <w:t>/site/members/member-detail</w:t>
+            </w:r>
+          </w:p>
+        </w:tc>
+      </w:tr>
+      <w:tr>
+        <w:trPr>
+          <w:cnfStyle w:val="000000100000" w:firstRow="0" w:lastRow="0" w:firstColumn="0" w:lastColumn="0" w:oddVBand="0" w:evenVBand="0" w:oddHBand="1" w:evenHBand="0" w:firstRowFirstColumn="0" w:firstRowLastColumn="0" w:lastRowFirstColumn="0" w:lastRowLastColumn="0"/>
+        </w:trPr>
+        <w:tc>
+          <w:tcPr>
+            <w:cnfStyle w:val="001000000000" w:firstRow="0" w:lastRow="0" w:firstColumn="1" w:lastColumn="0" w:oddVBand="0" w:evenVBand="0" w:oddHBand="0" w:evenHBand="0" w:firstRowFirstColumn="0" w:firstRowLastColumn="0" w:lastRowFirstColumn="0" w:lastRowLastColumn="0"/>
+            <w:tcW w:w="5395" w:type="dxa"/>
+          </w:tcPr>
+          <w:p>
+            <w:pPr>
+              <w:rPr>
+                <w:b w:val="0"/>
+                <w:bCs w:val="0"/>
+              </w:rPr>
+            </w:pPr>
+          </w:p>
+        </w:tc>
+        <w:tc>
+          <w:tcPr>
+            <w:tcW w:w="5395" w:type="dxa"/>
+          </w:tcPr>
+          <w:p>
+            <w:pPr>
+              <w:cnfStyle w:val="000000100000" w:firstRow="0" w:lastRow="0" w:firstColumn="0" w:lastColumn="0" w:oddVBand="0" w:evenVBand="0" w:oddHBand="1" w:evenHBand="0" w:firstRowFirstColumn="0" w:firstRowLastColumn="0" w:lastRowFirstColumn="0" w:lastRowLastColumn="0"/>
+            </w:pPr>
           </w:p>
         </w:tc>
       </w:tr>
@@ -386,61 +401,6 @@
           </w:p>
         </w:tc>
       </w:tr>
-      <w:tr>
-        <w:trPr>
-          <w:cnfStyle w:val="000000100000" w:firstRow="0" w:lastRow="0" w:firstColumn="0" w:lastColumn="0" w:oddVBand="0" w:evenVBand="0" w:oddHBand="1" w:evenHBand="0" w:firstRowFirstColumn="0" w:firstRowLastColumn="0" w:lastRowFirstColumn="0" w:lastRowLastColumn="0"/>
-        </w:trPr>
-        <w:tc>
-          <w:tcPr>
-            <w:cnfStyle w:val="001000000000" w:firstRow="0" w:lastRow="0" w:firstColumn="1" w:lastColumn="0" w:oddVBand="0" w:evenVBand="0" w:oddHBand="0" w:evenHBand="0" w:firstRowFirstColumn="0" w:firstRowLastColumn="0" w:lastRowFirstColumn="0" w:lastRowLastColumn="0"/>
-            <w:tcW w:w="5395" w:type="dxa"/>
-          </w:tcPr>
-          <w:p>
-            <w:pPr>
-              <w:rPr>
-                <w:b w:val="0"/>
-                <w:bCs w:val="0"/>
-              </w:rPr>
-            </w:pPr>
-          </w:p>
-        </w:tc>
-        <w:tc>
-          <w:tcPr>
-            <w:tcW w:w="5395" w:type="dxa"/>
-          </w:tcPr>
-          <w:p>
-            <w:pPr>
-              <w:cnfStyle w:val="000000100000" w:firstRow="0" w:lastRow="0" w:firstColumn="0" w:lastColumn="0" w:oddVBand="0" w:evenVBand="0" w:oddHBand="1" w:evenHBand="0" w:firstRowFirstColumn="0" w:firstRowLastColumn="0" w:lastRowFirstColumn="0" w:lastRowLastColumn="0"/>
-            </w:pPr>
-          </w:p>
-        </w:tc>
-      </w:tr>
-      <w:tr>
-        <w:tc>
-          <w:tcPr>
-            <w:cnfStyle w:val="001000000000" w:firstRow="0" w:lastRow="0" w:firstColumn="1" w:lastColumn="0" w:oddVBand="0" w:evenVBand="0" w:oddHBand="0" w:evenHBand="0" w:firstRowFirstColumn="0" w:firstRowLastColumn="0" w:lastRowFirstColumn="0" w:lastRowLastColumn="0"/>
-            <w:tcW w:w="5395" w:type="dxa"/>
-          </w:tcPr>
-          <w:p>
-            <w:pPr>
-              <w:rPr>
-                <w:b w:val="0"/>
-                <w:bCs w:val="0"/>
-              </w:rPr>
-            </w:pPr>
-          </w:p>
-        </w:tc>
-        <w:tc>
-          <w:tcPr>
-            <w:tcW w:w="5395" w:type="dxa"/>
-          </w:tcPr>
-          <w:p>
-            <w:pPr>
-              <w:cnfStyle w:val="000000000000" w:firstRow="0" w:lastRow="0" w:firstColumn="0" w:lastColumn="0" w:oddVBand="0" w:evenVBand="0" w:oddHBand="0" w:evenHBand="0" w:firstRowFirstColumn="0" w:firstRowLastColumn="0" w:lastRowFirstColumn="0" w:lastRowLastColumn="0"/>
-            </w:pPr>
-          </w:p>
-        </w:tc>
-      </w:tr>
     </w:tbl>
     <w:p/>
     <w:p>
@@ -459,41 +419,17 @@
     </w:p>
     <w:p>
       <w:r>
-        <w:t xml:space="preserve">If you want to clear database then </w:t>
-      </w:r>
-      <w:proofErr w:type="gramStart"/>
-      <w:r>
-        <w:t>drop</w:t>
-      </w:r>
-      <w:proofErr w:type="gramEnd"/>
-      <w:r>
-        <w:t xml:space="preserve"> it and recreate it</w:t>
-      </w:r>
-    </w:p>
-    <w:p>
-      <w:r>
-        <w:t xml:space="preserve">dotnet </w:t>
-      </w:r>
-      <w:proofErr w:type="spellStart"/>
-      <w:r>
-        <w:t>ef</w:t>
-      </w:r>
-      <w:proofErr w:type="spellEnd"/>
-      <w:r>
-        <w:t xml:space="preserve"> database drop</w:t>
-      </w:r>
-    </w:p>
-    <w:p>
-      <w:r>
-        <w:t xml:space="preserve">dotnet </w:t>
-      </w:r>
-      <w:proofErr w:type="spellStart"/>
-      <w:r>
-        <w:t>ef</w:t>
-      </w:r>
-      <w:proofErr w:type="spellEnd"/>
-      <w:r>
-        <w:t xml:space="preserve"> database update </w:t>
+        <w:t>If you want to clear database then drop it and recreate it</w:t>
+      </w:r>
+    </w:p>
+    <w:p>
+      <w:r>
+        <w:t>dotnet ef database drop</w:t>
+      </w:r>
+    </w:p>
+    <w:p>
+      <w:r>
+        <w:t xml:space="preserve">dotnet ef database update </w:t>
       </w:r>
     </w:p>
     <w:p>
@@ -501,28 +437,12 @@
         <w:pStyle w:val="Heading1"/>
       </w:pPr>
       <w:r>
-        <w:t xml:space="preserve">Important – Follow </w:t>
-      </w:r>
-      <w:proofErr w:type="spellStart"/>
-      <w:r>
-        <w:t>WebApi</w:t>
-      </w:r>
-      <w:proofErr w:type="spellEnd"/>
-      <w:r>
-        <w:t xml:space="preserve"> Doc</w:t>
-      </w:r>
-    </w:p>
-    <w:p>
-      <w:r>
-        <w:t xml:space="preserve">Follow </w:t>
-      </w:r>
-      <w:proofErr w:type="spellStart"/>
-      <w:r>
-        <w:t>WebApi</w:t>
-      </w:r>
-      <w:proofErr w:type="spellEnd"/>
-      <w:r>
-        <w:t xml:space="preserve"> document to setup deployment. </w:t>
+        <w:t>Important – Follow WebApi Doc</w:t>
+      </w:r>
+    </w:p>
+    <w:p>
+      <w:r>
+        <w:t xml:space="preserve">Follow WebApi document to setup deployment. </w:t>
       </w:r>
     </w:p>
     <w:p>
@@ -545,56 +465,29 @@
         <w:pStyle w:val="Heading1"/>
       </w:pPr>
       <w:r>
-        <w:t xml:space="preserve">Serve Angular </w:t>
-      </w:r>
-      <w:proofErr w:type="gramStart"/>
-      <w:r>
-        <w:t>From</w:t>
-      </w:r>
-      <w:proofErr w:type="gramEnd"/>
-      <w:r>
-        <w:t xml:space="preserve"> Api</w:t>
-      </w:r>
-    </w:p>
-    <w:p>
-      <w:r>
-        <w:t xml:space="preserve">The spa code will get published inside the </w:t>
-      </w:r>
-      <w:proofErr w:type="spellStart"/>
-      <w:r>
-        <w:t>MSC.WebApi</w:t>
-      </w:r>
-      <w:proofErr w:type="spellEnd"/>
-      <w:r>
-        <w:t xml:space="preserve">, in a folder named </w:t>
-      </w:r>
-      <w:proofErr w:type="spellStart"/>
-      <w:r>
-        <w:t>wwwroot</w:t>
-      </w:r>
-      <w:proofErr w:type="spellEnd"/>
+        <w:t>Serve Angular From Api</w:t>
+      </w:r>
+    </w:p>
+    <w:p>
+      <w:r>
+        <w:t>The spa code will get published inside the MSC.WebApi, in a folder named wwwroot</w:t>
+      </w:r>
     </w:p>
     <w:p>
       <w:pPr>
         <w:pStyle w:val="Heading2"/>
       </w:pPr>
-      <w:proofErr w:type="spellStart"/>
-      <w:proofErr w:type="gramStart"/>
       <w:r>
         <w:t>angular.json</w:t>
       </w:r>
-      <w:proofErr w:type="spellEnd"/>
-      <w:proofErr w:type="gramEnd"/>
-    </w:p>
-    <w:p>
-      <w:proofErr w:type="spellStart"/>
+    </w:p>
+    <w:p>
       <w:r>
         <w:rPr>
           <w:highlight w:val="yellow"/>
         </w:rPr>
         <w:t>outputPath</w:t>
       </w:r>
-      <w:proofErr w:type="spellEnd"/>
       <w:r>
         <w:t xml:space="preserve"> property updated</w:t>
       </w:r>
@@ -770,27 +663,7 @@
                 <w:sz w:val="16"/>
                 <w:szCs w:val="16"/>
               </w:rPr>
-              <w:t>"@angular-devkit/</w:t>
-            </w:r>
-            <w:proofErr w:type="spellStart"/>
-            <w:r>
-              <w:rPr>
-                <w:rFonts w:ascii="Consolas" w:eastAsia="Times New Roman" w:hAnsi="Consolas" w:cs="Times New Roman"/>
-                <w:color w:val="CE9178"/>
-                <w:sz w:val="16"/>
-                <w:szCs w:val="16"/>
-              </w:rPr>
-              <w:t>build-angular:browser</w:t>
-            </w:r>
-            <w:proofErr w:type="spellEnd"/>
-            <w:r>
-              <w:rPr>
-                <w:rFonts w:ascii="Consolas" w:eastAsia="Times New Roman" w:hAnsi="Consolas" w:cs="Times New Roman"/>
-                <w:color w:val="CE9178"/>
-                <w:sz w:val="16"/>
-                <w:szCs w:val="16"/>
-              </w:rPr>
-              <w:t>"</w:t>
+              <w:t>"@angular-devkit/build-angular:browser"</w:t>
             </w:r>
             <w:r>
               <w:rPr>
@@ -868,27 +741,7 @@
                 <w:sz w:val="16"/>
                 <w:szCs w:val="16"/>
               </w:rPr>
-              <w:t>"</w:t>
-            </w:r>
-            <w:proofErr w:type="spellStart"/>
-            <w:r>
-              <w:rPr>
-                <w:rFonts w:ascii="Consolas" w:eastAsia="Times New Roman" w:hAnsi="Consolas" w:cs="Times New Roman"/>
-                <w:color w:val="9CDCFE"/>
-                <w:sz w:val="16"/>
-                <w:szCs w:val="16"/>
-              </w:rPr>
-              <w:t>outputPath</w:t>
-            </w:r>
-            <w:proofErr w:type="spellEnd"/>
-            <w:r>
-              <w:rPr>
-                <w:rFonts w:ascii="Consolas" w:eastAsia="Times New Roman" w:hAnsi="Consolas" w:cs="Times New Roman"/>
-                <w:color w:val="9CDCFE"/>
-                <w:sz w:val="16"/>
-                <w:szCs w:val="16"/>
-              </w:rPr>
-              <w:t>"</w:t>
+              <w:t>"outputPath"</w:t>
             </w:r>
             <w:r>
               <w:rPr>
@@ -906,27 +759,7 @@
                 <w:sz w:val="16"/>
                 <w:szCs w:val="16"/>
               </w:rPr>
-              <w:t>"</w:t>
-            </w:r>
-            <w:proofErr w:type="spellStart"/>
-            <w:r>
-              <w:rPr>
-                <w:rFonts w:ascii="Consolas" w:eastAsia="Times New Roman" w:hAnsi="Consolas" w:cs="Times New Roman"/>
-                <w:color w:val="CE9178"/>
-                <w:sz w:val="16"/>
-                <w:szCs w:val="16"/>
-              </w:rPr>
-              <w:t>dist</w:t>
-            </w:r>
-            <w:proofErr w:type="spellEnd"/>
-            <w:r>
-              <w:rPr>
-                <w:rFonts w:ascii="Consolas" w:eastAsia="Times New Roman" w:hAnsi="Consolas" w:cs="Times New Roman"/>
-                <w:color w:val="CE9178"/>
-                <w:sz w:val="16"/>
-                <w:szCs w:val="16"/>
-              </w:rPr>
-              <w:t>/my-social-connect-spa"</w:t>
+              <w:t>"dist/my-social-connect-spa"</w:t>
             </w:r>
             <w:r>
               <w:rPr>
@@ -983,27 +816,7 @@
                 <w:sz w:val="16"/>
                 <w:szCs w:val="16"/>
               </w:rPr>
-              <w:t>"</w:t>
-            </w:r>
-            <w:proofErr w:type="spellStart"/>
-            <w:r>
-              <w:rPr>
-                <w:rFonts w:ascii="Consolas" w:eastAsia="Times New Roman" w:hAnsi="Consolas" w:cs="Times New Roman"/>
-                <w:color w:val="CE9178"/>
-                <w:sz w:val="16"/>
-                <w:szCs w:val="16"/>
-              </w:rPr>
-              <w:t>src</w:t>
-            </w:r>
-            <w:proofErr w:type="spellEnd"/>
-            <w:r>
-              <w:rPr>
-                <w:rFonts w:ascii="Consolas" w:eastAsia="Times New Roman" w:hAnsi="Consolas" w:cs="Times New Roman"/>
-                <w:color w:val="CE9178"/>
-                <w:sz w:val="16"/>
-                <w:szCs w:val="16"/>
-              </w:rPr>
-              <w:t>/index.html"</w:t>
+              <w:t>"src/index.html"</w:t>
             </w:r>
             <w:r>
               <w:rPr>
@@ -1060,47 +873,7 @@
                 <w:sz w:val="16"/>
                 <w:szCs w:val="16"/>
               </w:rPr>
-              <w:t>"</w:t>
-            </w:r>
-            <w:proofErr w:type="spellStart"/>
-            <w:r>
-              <w:rPr>
-                <w:rFonts w:ascii="Consolas" w:eastAsia="Times New Roman" w:hAnsi="Consolas" w:cs="Times New Roman"/>
-                <w:color w:val="CE9178"/>
-                <w:sz w:val="16"/>
-                <w:szCs w:val="16"/>
-              </w:rPr>
-              <w:t>src</w:t>
-            </w:r>
-            <w:proofErr w:type="spellEnd"/>
-            <w:r>
-              <w:rPr>
-                <w:rFonts w:ascii="Consolas" w:eastAsia="Times New Roman" w:hAnsi="Consolas" w:cs="Times New Roman"/>
-                <w:color w:val="CE9178"/>
-                <w:sz w:val="16"/>
-                <w:szCs w:val="16"/>
-              </w:rPr>
-              <w:t>/</w:t>
-            </w:r>
-            <w:proofErr w:type="spellStart"/>
-            <w:r>
-              <w:rPr>
-                <w:rFonts w:ascii="Consolas" w:eastAsia="Times New Roman" w:hAnsi="Consolas" w:cs="Times New Roman"/>
-                <w:color w:val="CE9178"/>
-                <w:sz w:val="16"/>
-                <w:szCs w:val="16"/>
-              </w:rPr>
-              <w:t>main.ts</w:t>
-            </w:r>
-            <w:proofErr w:type="spellEnd"/>
-            <w:r>
-              <w:rPr>
-                <w:rFonts w:ascii="Consolas" w:eastAsia="Times New Roman" w:hAnsi="Consolas" w:cs="Times New Roman"/>
-                <w:color w:val="CE9178"/>
-                <w:sz w:val="16"/>
-                <w:szCs w:val="16"/>
-              </w:rPr>
-              <w:t>"</w:t>
+              <w:t>"src/main.ts"</w:t>
             </w:r>
             <w:r>
               <w:rPr>
@@ -1139,27 +912,7 @@
                 <w:sz w:val="16"/>
                 <w:szCs w:val="16"/>
               </w:rPr>
-              <w:t>"</w:t>
-            </w:r>
-            <w:proofErr w:type="spellStart"/>
-            <w:r>
-              <w:rPr>
-                <w:rFonts w:ascii="Consolas" w:eastAsia="Times New Roman" w:hAnsi="Consolas" w:cs="Times New Roman"/>
-                <w:color w:val="9CDCFE"/>
-                <w:sz w:val="16"/>
-                <w:szCs w:val="16"/>
-              </w:rPr>
-              <w:t>polyfills</w:t>
-            </w:r>
-            <w:proofErr w:type="spellEnd"/>
-            <w:r>
-              <w:rPr>
-                <w:rFonts w:ascii="Consolas" w:eastAsia="Times New Roman" w:hAnsi="Consolas" w:cs="Times New Roman"/>
-                <w:color w:val="9CDCFE"/>
-                <w:sz w:val="16"/>
-                <w:szCs w:val="16"/>
-              </w:rPr>
-              <w:t>"</w:t>
+              <w:t>"polyfills"</w:t>
             </w:r>
             <w:r>
               <w:rPr>
@@ -1354,27 +1107,7 @@
                 <w:sz w:val="16"/>
                 <w:szCs w:val="16"/>
               </w:rPr>
-              <w:t>"@angular-devkit/</w:t>
-            </w:r>
-            <w:proofErr w:type="spellStart"/>
-            <w:r>
-              <w:rPr>
-                <w:rFonts w:ascii="Consolas" w:eastAsia="Times New Roman" w:hAnsi="Consolas" w:cs="Times New Roman"/>
-                <w:color w:val="CE9178"/>
-                <w:sz w:val="16"/>
-                <w:szCs w:val="16"/>
-              </w:rPr>
-              <w:t>build-angular:browser</w:t>
-            </w:r>
-            <w:proofErr w:type="spellEnd"/>
-            <w:r>
-              <w:rPr>
-                <w:rFonts w:ascii="Consolas" w:eastAsia="Times New Roman" w:hAnsi="Consolas" w:cs="Times New Roman"/>
-                <w:color w:val="CE9178"/>
-                <w:sz w:val="16"/>
-                <w:szCs w:val="16"/>
-              </w:rPr>
-              <w:t>"</w:t>
+              <w:t>"@angular-devkit/build-angular:browser"</w:t>
             </w:r>
             <w:r>
               <w:rPr>
@@ -1454,27 +1187,7 @@
                 <w:sz w:val="16"/>
                 <w:szCs w:val="16"/>
               </w:rPr>
-              <w:t>"</w:t>
-            </w:r>
-            <w:proofErr w:type="spellStart"/>
-            <w:r>
-              <w:rPr>
-                <w:rFonts w:ascii="Consolas" w:eastAsia="Times New Roman" w:hAnsi="Consolas" w:cs="Times New Roman"/>
-                <w:color w:val="9CDCFE"/>
-                <w:sz w:val="16"/>
-                <w:szCs w:val="16"/>
-              </w:rPr>
-              <w:t>outputPath</w:t>
-            </w:r>
-            <w:proofErr w:type="spellEnd"/>
-            <w:r>
-              <w:rPr>
-                <w:rFonts w:ascii="Consolas" w:eastAsia="Times New Roman" w:hAnsi="Consolas" w:cs="Times New Roman"/>
-                <w:color w:val="9CDCFE"/>
-                <w:sz w:val="16"/>
-                <w:szCs w:val="16"/>
-              </w:rPr>
-              <w:t>"</w:t>
+              <w:t>"outputPath"</w:t>
             </w:r>
             <w:r>
               <w:rPr>
@@ -1485,7 +1198,6 @@
               </w:rPr>
               <w:t xml:space="preserve">: </w:t>
             </w:r>
-            <w:proofErr w:type="gramStart"/>
             <w:r>
               <w:rPr>
                 <w:rFonts w:ascii="Consolas" w:eastAsia="Times New Roman" w:hAnsi="Consolas" w:cs="Times New Roman"/>
@@ -1493,77 +1205,7 @@
                 <w:sz w:val="16"/>
                 <w:szCs w:val="16"/>
               </w:rPr>
-              <w:t>"..</w:t>
-            </w:r>
-            <w:proofErr w:type="gramEnd"/>
-            <w:r>
-              <w:rPr>
-                <w:rFonts w:ascii="Consolas" w:eastAsia="Times New Roman" w:hAnsi="Consolas" w:cs="Times New Roman"/>
-                <w:color w:val="CE9178"/>
-                <w:sz w:val="16"/>
-                <w:szCs w:val="16"/>
-              </w:rPr>
-              <w:t>/</w:t>
-            </w:r>
-            <w:proofErr w:type="spellStart"/>
-            <w:r>
-              <w:rPr>
-                <w:rFonts w:ascii="Consolas" w:eastAsia="Times New Roman" w:hAnsi="Consolas" w:cs="Times New Roman"/>
-                <w:color w:val="CE9178"/>
-                <w:sz w:val="16"/>
-                <w:szCs w:val="16"/>
-              </w:rPr>
-              <w:t>MySocialConnect</w:t>
-            </w:r>
-            <w:proofErr w:type="spellEnd"/>
-            <w:r>
-              <w:rPr>
-                <w:rFonts w:ascii="Consolas" w:eastAsia="Times New Roman" w:hAnsi="Consolas" w:cs="Times New Roman"/>
-                <w:color w:val="CE9178"/>
-                <w:sz w:val="16"/>
-                <w:szCs w:val="16"/>
-              </w:rPr>
-              <w:t>-API/</w:t>
-            </w:r>
-            <w:proofErr w:type="spellStart"/>
-            <w:r>
-              <w:rPr>
-                <w:rFonts w:ascii="Consolas" w:eastAsia="Times New Roman" w:hAnsi="Consolas" w:cs="Times New Roman"/>
-                <w:color w:val="CE9178"/>
-                <w:sz w:val="16"/>
-                <w:szCs w:val="16"/>
-              </w:rPr>
-              <w:t>MSC.WebApi</w:t>
-            </w:r>
-            <w:proofErr w:type="spellEnd"/>
-            <w:r>
-              <w:rPr>
-                <w:rFonts w:ascii="Consolas" w:eastAsia="Times New Roman" w:hAnsi="Consolas" w:cs="Times New Roman"/>
-                <w:color w:val="CE9178"/>
-                <w:sz w:val="16"/>
-                <w:szCs w:val="16"/>
-              </w:rPr>
-              <w:t>/</w:t>
-            </w:r>
-            <w:proofErr w:type="spellStart"/>
-            <w:r>
-              <w:rPr>
-                <w:rFonts w:ascii="Consolas" w:eastAsia="Times New Roman" w:hAnsi="Consolas" w:cs="Times New Roman"/>
-                <w:color w:val="CE9178"/>
-                <w:sz w:val="16"/>
-                <w:szCs w:val="16"/>
-              </w:rPr>
-              <w:t>wwwroot</w:t>
-            </w:r>
-            <w:proofErr w:type="spellEnd"/>
-            <w:r>
-              <w:rPr>
-                <w:rFonts w:ascii="Consolas" w:eastAsia="Times New Roman" w:hAnsi="Consolas" w:cs="Times New Roman"/>
-                <w:color w:val="CE9178"/>
-                <w:sz w:val="16"/>
-                <w:szCs w:val="16"/>
-              </w:rPr>
-              <w:t>"</w:t>
+              <w:t>"../MySocialConnect-API/MSC.WebApi/wwwroot"</w:t>
             </w:r>
             <w:r>
               <w:rPr>
@@ -1621,27 +1263,7 @@
                 <w:sz w:val="16"/>
                 <w:szCs w:val="16"/>
               </w:rPr>
-              <w:t>"</w:t>
-            </w:r>
-            <w:proofErr w:type="spellStart"/>
-            <w:r>
-              <w:rPr>
-                <w:rFonts w:ascii="Consolas" w:eastAsia="Times New Roman" w:hAnsi="Consolas" w:cs="Times New Roman"/>
-                <w:color w:val="CE9178"/>
-                <w:sz w:val="16"/>
-                <w:szCs w:val="16"/>
-              </w:rPr>
-              <w:t>src</w:t>
-            </w:r>
-            <w:proofErr w:type="spellEnd"/>
-            <w:r>
-              <w:rPr>
-                <w:rFonts w:ascii="Consolas" w:eastAsia="Times New Roman" w:hAnsi="Consolas" w:cs="Times New Roman"/>
-                <w:color w:val="CE9178"/>
-                <w:sz w:val="16"/>
-                <w:szCs w:val="16"/>
-              </w:rPr>
-              <w:t>/index.html"</w:t>
+              <w:t>"src/index.html"</w:t>
             </w:r>
             <w:r>
               <w:rPr>
@@ -1699,47 +1321,7 @@
                 <w:sz w:val="16"/>
                 <w:szCs w:val="16"/>
               </w:rPr>
-              <w:t>"</w:t>
-            </w:r>
-            <w:proofErr w:type="spellStart"/>
-            <w:r>
-              <w:rPr>
-                <w:rFonts w:ascii="Consolas" w:eastAsia="Times New Roman" w:hAnsi="Consolas" w:cs="Times New Roman"/>
-                <w:color w:val="CE9178"/>
-                <w:sz w:val="16"/>
-                <w:szCs w:val="16"/>
-              </w:rPr>
-              <w:t>src</w:t>
-            </w:r>
-            <w:proofErr w:type="spellEnd"/>
-            <w:r>
-              <w:rPr>
-                <w:rFonts w:ascii="Consolas" w:eastAsia="Times New Roman" w:hAnsi="Consolas" w:cs="Times New Roman"/>
-                <w:color w:val="CE9178"/>
-                <w:sz w:val="16"/>
-                <w:szCs w:val="16"/>
-              </w:rPr>
-              <w:t>/</w:t>
-            </w:r>
-            <w:proofErr w:type="spellStart"/>
-            <w:r>
-              <w:rPr>
-                <w:rFonts w:ascii="Consolas" w:eastAsia="Times New Roman" w:hAnsi="Consolas" w:cs="Times New Roman"/>
-                <w:color w:val="CE9178"/>
-                <w:sz w:val="16"/>
-                <w:szCs w:val="16"/>
-              </w:rPr>
-              <w:t>main.ts</w:t>
-            </w:r>
-            <w:proofErr w:type="spellEnd"/>
-            <w:r>
-              <w:rPr>
-                <w:rFonts w:ascii="Consolas" w:eastAsia="Times New Roman" w:hAnsi="Consolas" w:cs="Times New Roman"/>
-                <w:color w:val="CE9178"/>
-                <w:sz w:val="16"/>
-                <w:szCs w:val="16"/>
-              </w:rPr>
-              <w:t>"</w:t>
+              <w:t>"src/main.ts"</w:t>
             </w:r>
             <w:r>
               <w:rPr>
@@ -1779,27 +1361,7 @@
                 <w:sz w:val="16"/>
                 <w:szCs w:val="16"/>
               </w:rPr>
-              <w:t>"</w:t>
-            </w:r>
-            <w:proofErr w:type="spellStart"/>
-            <w:r>
-              <w:rPr>
-                <w:rFonts w:ascii="Consolas" w:eastAsia="Times New Roman" w:hAnsi="Consolas" w:cs="Times New Roman"/>
-                <w:color w:val="9CDCFE"/>
-                <w:sz w:val="16"/>
-                <w:szCs w:val="16"/>
-              </w:rPr>
-              <w:t>polyfills</w:t>
-            </w:r>
-            <w:proofErr w:type="spellEnd"/>
-            <w:r>
-              <w:rPr>
-                <w:rFonts w:ascii="Consolas" w:eastAsia="Times New Roman" w:hAnsi="Consolas" w:cs="Times New Roman"/>
-                <w:color w:val="9CDCFE"/>
-                <w:sz w:val="16"/>
-                <w:szCs w:val="16"/>
-              </w:rPr>
-              <w:t>"</w:t>
+              <w:t>"polyfills"</w:t>
             </w:r>
             <w:r>
               <w:rPr>
@@ -2104,27 +1666,7 @@
                 <w:sz w:val="16"/>
                 <w:szCs w:val="16"/>
               </w:rPr>
-              <w:t>"</w:t>
-            </w:r>
-            <w:proofErr w:type="spellStart"/>
-            <w:r>
-              <w:rPr>
-                <w:rFonts w:ascii="Consolas" w:eastAsia="Times New Roman" w:hAnsi="Consolas" w:cs="Times New Roman"/>
-                <w:color w:val="9CDCFE"/>
-                <w:sz w:val="16"/>
-                <w:szCs w:val="16"/>
-              </w:rPr>
-              <w:t>maximumWarning</w:t>
-            </w:r>
-            <w:proofErr w:type="spellEnd"/>
-            <w:r>
-              <w:rPr>
-                <w:rFonts w:ascii="Consolas" w:eastAsia="Times New Roman" w:hAnsi="Consolas" w:cs="Times New Roman"/>
-                <w:color w:val="9CDCFE"/>
-                <w:sz w:val="16"/>
-                <w:szCs w:val="16"/>
-              </w:rPr>
-              <w:t>"</w:t>
+              <w:t>"maximumWarning"</w:t>
             </w:r>
             <w:r>
               <w:rPr>
@@ -2181,27 +1723,7 @@
                 <w:sz w:val="16"/>
                 <w:szCs w:val="16"/>
               </w:rPr>
-              <w:t>"</w:t>
-            </w:r>
-            <w:proofErr w:type="spellStart"/>
-            <w:r>
-              <w:rPr>
-                <w:rFonts w:ascii="Consolas" w:eastAsia="Times New Roman" w:hAnsi="Consolas" w:cs="Times New Roman"/>
-                <w:color w:val="9CDCFE"/>
-                <w:sz w:val="16"/>
-                <w:szCs w:val="16"/>
-              </w:rPr>
-              <w:t>maximumError</w:t>
-            </w:r>
-            <w:proofErr w:type="spellEnd"/>
-            <w:r>
-              <w:rPr>
-                <w:rFonts w:ascii="Consolas" w:eastAsia="Times New Roman" w:hAnsi="Consolas" w:cs="Times New Roman"/>
-                <w:color w:val="9CDCFE"/>
-                <w:sz w:val="16"/>
-                <w:szCs w:val="16"/>
-              </w:rPr>
-              <w:t>"</w:t>
+              <w:t>"maximumError"</w:t>
             </w:r>
             <w:r>
               <w:rPr>
@@ -2309,27 +1831,7 @@
                 <w:sz w:val="16"/>
                 <w:szCs w:val="16"/>
               </w:rPr>
-              <w:t>"</w:t>
-            </w:r>
-            <w:proofErr w:type="spellStart"/>
-            <w:r>
-              <w:rPr>
-                <w:rFonts w:ascii="Consolas" w:eastAsia="Times New Roman" w:hAnsi="Consolas" w:cs="Times New Roman"/>
-                <w:color w:val="CE9178"/>
-                <w:sz w:val="16"/>
-                <w:szCs w:val="16"/>
-              </w:rPr>
-              <w:t>anyComponentStyle</w:t>
-            </w:r>
-            <w:proofErr w:type="spellEnd"/>
-            <w:r>
-              <w:rPr>
-                <w:rFonts w:ascii="Consolas" w:eastAsia="Times New Roman" w:hAnsi="Consolas" w:cs="Times New Roman"/>
-                <w:color w:val="CE9178"/>
-                <w:sz w:val="16"/>
-                <w:szCs w:val="16"/>
-              </w:rPr>
-              <w:t>"</w:t>
+              <w:t>"anyComponentStyle"</w:t>
             </w:r>
             <w:r>
               <w:rPr>
@@ -2369,27 +1871,7 @@
                 <w:sz w:val="16"/>
                 <w:szCs w:val="16"/>
               </w:rPr>
-              <w:t>"</w:t>
-            </w:r>
-            <w:proofErr w:type="spellStart"/>
-            <w:r>
-              <w:rPr>
-                <w:rFonts w:ascii="Consolas" w:eastAsia="Times New Roman" w:hAnsi="Consolas" w:cs="Times New Roman"/>
-                <w:color w:val="9CDCFE"/>
-                <w:sz w:val="16"/>
-                <w:szCs w:val="16"/>
-              </w:rPr>
-              <w:t>maximumWarning</w:t>
-            </w:r>
-            <w:proofErr w:type="spellEnd"/>
-            <w:r>
-              <w:rPr>
-                <w:rFonts w:ascii="Consolas" w:eastAsia="Times New Roman" w:hAnsi="Consolas" w:cs="Times New Roman"/>
-                <w:color w:val="9CDCFE"/>
-                <w:sz w:val="16"/>
-                <w:szCs w:val="16"/>
-              </w:rPr>
-              <w:t>"</w:t>
+              <w:t>"maximumWarning"</w:t>
             </w:r>
             <w:r>
               <w:rPr>
@@ -2446,27 +1928,7 @@
                 <w:sz w:val="16"/>
                 <w:szCs w:val="16"/>
               </w:rPr>
-              <w:t>"</w:t>
-            </w:r>
-            <w:proofErr w:type="spellStart"/>
-            <w:r>
-              <w:rPr>
-                <w:rFonts w:ascii="Consolas" w:eastAsia="Times New Roman" w:hAnsi="Consolas" w:cs="Times New Roman"/>
-                <w:color w:val="9CDCFE"/>
-                <w:sz w:val="16"/>
-                <w:szCs w:val="16"/>
-              </w:rPr>
-              <w:t>maximumError</w:t>
-            </w:r>
-            <w:proofErr w:type="spellEnd"/>
-            <w:r>
-              <w:rPr>
-                <w:rFonts w:ascii="Consolas" w:eastAsia="Times New Roman" w:hAnsi="Consolas" w:cs="Times New Roman"/>
-                <w:color w:val="9CDCFE"/>
-                <w:sz w:val="16"/>
-                <w:szCs w:val="16"/>
-              </w:rPr>
-              <w:t>"</w:t>
+              <w:t>"maximumError"</w:t>
             </w:r>
             <w:r>
               <w:rPr>
@@ -2724,27 +2186,7 @@
                 <w:sz w:val="16"/>
                 <w:szCs w:val="16"/>
               </w:rPr>
-              <w:t>"</w:t>
-            </w:r>
-            <w:proofErr w:type="spellStart"/>
-            <w:r>
-              <w:rPr>
-                <w:rFonts w:ascii="Consolas" w:eastAsia="Times New Roman" w:hAnsi="Consolas" w:cs="Times New Roman"/>
-                <w:color w:val="9CDCFE"/>
-                <w:sz w:val="16"/>
-                <w:szCs w:val="16"/>
-              </w:rPr>
-              <w:t>maximumWarning</w:t>
-            </w:r>
-            <w:proofErr w:type="spellEnd"/>
-            <w:r>
-              <w:rPr>
-                <w:rFonts w:ascii="Consolas" w:eastAsia="Times New Roman" w:hAnsi="Consolas" w:cs="Times New Roman"/>
-                <w:color w:val="9CDCFE"/>
-                <w:sz w:val="16"/>
-                <w:szCs w:val="16"/>
-              </w:rPr>
-              <w:t>"</w:t>
+              <w:t>"maximumWarning"</w:t>
             </w:r>
             <w:r>
               <w:rPr>
@@ -2802,27 +2244,7 @@
                 <w:sz w:val="16"/>
                 <w:szCs w:val="16"/>
               </w:rPr>
-              <w:t>"</w:t>
-            </w:r>
-            <w:proofErr w:type="spellStart"/>
-            <w:r>
-              <w:rPr>
-                <w:rFonts w:ascii="Consolas" w:eastAsia="Times New Roman" w:hAnsi="Consolas" w:cs="Times New Roman"/>
-                <w:color w:val="9CDCFE"/>
-                <w:sz w:val="16"/>
-                <w:szCs w:val="16"/>
-              </w:rPr>
-              <w:t>maximumError</w:t>
-            </w:r>
-            <w:proofErr w:type="spellEnd"/>
-            <w:r>
-              <w:rPr>
-                <w:rFonts w:ascii="Consolas" w:eastAsia="Times New Roman" w:hAnsi="Consolas" w:cs="Times New Roman"/>
-                <w:color w:val="9CDCFE"/>
-                <w:sz w:val="16"/>
-                <w:szCs w:val="16"/>
-              </w:rPr>
-              <w:t>"</w:t>
+              <w:t>"maximumError"</w:t>
             </w:r>
             <w:r>
               <w:rPr>
@@ -2933,27 +2355,7 @@
                 <w:sz w:val="16"/>
                 <w:szCs w:val="16"/>
               </w:rPr>
-              <w:t>"</w:t>
-            </w:r>
-            <w:proofErr w:type="spellStart"/>
-            <w:r>
-              <w:rPr>
-                <w:rFonts w:ascii="Consolas" w:eastAsia="Times New Roman" w:hAnsi="Consolas" w:cs="Times New Roman"/>
-                <w:color w:val="CE9178"/>
-                <w:sz w:val="16"/>
-                <w:szCs w:val="16"/>
-              </w:rPr>
-              <w:t>anyComponentStyle</w:t>
-            </w:r>
-            <w:proofErr w:type="spellEnd"/>
-            <w:r>
-              <w:rPr>
-                <w:rFonts w:ascii="Consolas" w:eastAsia="Times New Roman" w:hAnsi="Consolas" w:cs="Times New Roman"/>
-                <w:color w:val="CE9178"/>
-                <w:sz w:val="16"/>
-                <w:szCs w:val="16"/>
-              </w:rPr>
-              <w:t>"</w:t>
+              <w:t>"anyComponentStyle"</w:t>
             </w:r>
             <w:r>
               <w:rPr>
@@ -2994,27 +2396,7 @@
                 <w:sz w:val="16"/>
                 <w:szCs w:val="16"/>
               </w:rPr>
-              <w:t>"</w:t>
-            </w:r>
-            <w:proofErr w:type="spellStart"/>
-            <w:r>
-              <w:rPr>
-                <w:rFonts w:ascii="Consolas" w:eastAsia="Times New Roman" w:hAnsi="Consolas" w:cs="Times New Roman"/>
-                <w:color w:val="9CDCFE"/>
-                <w:sz w:val="16"/>
-                <w:szCs w:val="16"/>
-              </w:rPr>
-              <w:t>maximumWarning</w:t>
-            </w:r>
-            <w:proofErr w:type="spellEnd"/>
-            <w:r>
-              <w:rPr>
-                <w:rFonts w:ascii="Consolas" w:eastAsia="Times New Roman" w:hAnsi="Consolas" w:cs="Times New Roman"/>
-                <w:color w:val="9CDCFE"/>
-                <w:sz w:val="16"/>
-                <w:szCs w:val="16"/>
-              </w:rPr>
-              <w:t>"</w:t>
+              <w:t>"maximumWarning"</w:t>
             </w:r>
             <w:r>
               <w:rPr>
@@ -3072,27 +2454,7 @@
                 <w:sz w:val="16"/>
                 <w:szCs w:val="16"/>
               </w:rPr>
-              <w:t>"</w:t>
-            </w:r>
-            <w:proofErr w:type="spellStart"/>
-            <w:r>
-              <w:rPr>
-                <w:rFonts w:ascii="Consolas" w:eastAsia="Times New Roman" w:hAnsi="Consolas" w:cs="Times New Roman"/>
-                <w:color w:val="9CDCFE"/>
-                <w:sz w:val="16"/>
-                <w:szCs w:val="16"/>
-              </w:rPr>
-              <w:t>maximumError</w:t>
-            </w:r>
-            <w:proofErr w:type="spellEnd"/>
-            <w:r>
-              <w:rPr>
-                <w:rFonts w:ascii="Consolas" w:eastAsia="Times New Roman" w:hAnsi="Consolas" w:cs="Times New Roman"/>
-                <w:color w:val="9CDCFE"/>
-                <w:sz w:val="16"/>
-                <w:szCs w:val="16"/>
-              </w:rPr>
-              <w:t>"</w:t>
+              <w:t>"maximumError"</w:t>
             </w:r>
             <w:r>
               <w:rPr>
@@ -3220,29 +2582,7 @@
           <w:sz w:val="16"/>
           <w:szCs w:val="16"/>
         </w:rPr>
-        <w:t xml:space="preserve">//return </w:t>
-      </w:r>
-      <w:proofErr w:type="spellStart"/>
-      <w:proofErr w:type="gramStart"/>
-      <w:r>
-        <w:rPr>
-          <w:rFonts w:ascii="Consolas" w:eastAsia="Times New Roman" w:hAnsi="Consolas" w:cs="Times New Roman"/>
-          <w:color w:val="6A9955"/>
-          <w:sz w:val="16"/>
-          <w:szCs w:val="16"/>
-        </w:rPr>
-        <w:t>next.handle</w:t>
-      </w:r>
-      <w:proofErr w:type="spellEnd"/>
-      <w:proofErr w:type="gramEnd"/>
-      <w:r>
-        <w:rPr>
-          <w:rFonts w:ascii="Consolas" w:eastAsia="Times New Roman" w:hAnsi="Consolas" w:cs="Times New Roman"/>
-          <w:color w:val="6A9955"/>
-          <w:sz w:val="16"/>
-          <w:szCs w:val="16"/>
-        </w:rPr>
-        <w:t>(request);</w:t>
+        <w:t>//return next.handle(request);</w:t>
       </w:r>
     </w:p>
     <w:p>
@@ -3283,8 +2623,6 @@
         </w:rPr>
         <w:t xml:space="preserve"> </w:t>
       </w:r>
-      <w:proofErr w:type="spellStart"/>
-      <w:proofErr w:type="gramStart"/>
       <w:r>
         <w:rPr>
           <w:rFonts w:ascii="Consolas" w:eastAsia="Times New Roman" w:hAnsi="Consolas" w:cs="Times New Roman"/>
@@ -3312,8 +2650,6 @@
         </w:rPr>
         <w:t>handle</w:t>
       </w:r>
-      <w:proofErr w:type="spellEnd"/>
-      <w:proofErr w:type="gramEnd"/>
       <w:r>
         <w:rPr>
           <w:rFonts w:ascii="Consolas" w:eastAsia="Times New Roman" w:hAnsi="Consolas" w:cs="Times New Roman"/>
@@ -3387,29 +2723,7 @@
           <w:sz w:val="16"/>
           <w:szCs w:val="16"/>
         </w:rPr>
-        <w:t>//delay(</w:t>
-      </w:r>
-      <w:proofErr w:type="spellStart"/>
-      <w:proofErr w:type="gramStart"/>
-      <w:r>
-        <w:rPr>
-          <w:rFonts w:ascii="Consolas" w:eastAsia="Times New Roman" w:hAnsi="Consolas" w:cs="Times New Roman"/>
-          <w:color w:val="6A9955"/>
-          <w:sz w:val="16"/>
-          <w:szCs w:val="16"/>
-        </w:rPr>
-        <w:t>this.helperService.LoadingSpinnerDelayMiliSec</w:t>
-      </w:r>
-      <w:proofErr w:type="spellEnd"/>
-      <w:proofErr w:type="gramEnd"/>
-      <w:r>
-        <w:rPr>
-          <w:rFonts w:ascii="Consolas" w:eastAsia="Times New Roman" w:hAnsi="Consolas" w:cs="Times New Roman"/>
-          <w:color w:val="6A9955"/>
-          <w:sz w:val="16"/>
-          <w:szCs w:val="16"/>
-        </w:rPr>
-        <w:t>),</w:t>
+        <w:t>//delay(this.helperService.LoadingSpinnerDelayMiliSec),</w:t>
       </w:r>
     </w:p>
     <w:p>
@@ -3439,19 +2753,8 @@
           <w:sz w:val="16"/>
           <w:szCs w:val="16"/>
         </w:rPr>
-        <w:t xml:space="preserve">//first item null cannot be used, use "identity" from </w:t>
-      </w:r>
-      <w:proofErr w:type="spellStart"/>
-      <w:r>
-        <w:rPr>
-          <w:rFonts w:ascii="Consolas" w:eastAsia="Times New Roman" w:hAnsi="Consolas" w:cs="Times New Roman"/>
-          <w:color w:val="6A9955"/>
-          <w:sz w:val="16"/>
-          <w:szCs w:val="16"/>
-        </w:rPr>
-        <w:t>rxjs</w:t>
-      </w:r>
-      <w:proofErr w:type="spellEnd"/>
+        <w:t>//first item null cannot be used, use "identity" from rxjs</w:t>
+      </w:r>
     </w:p>
     <w:p>
       <w:pPr>
@@ -3473,8 +2776,6 @@
         </w:rPr>
         <w:t>      (</w:t>
       </w:r>
-      <w:proofErr w:type="spellStart"/>
-      <w:proofErr w:type="gramStart"/>
       <w:r>
         <w:rPr>
           <w:rFonts w:ascii="Consolas" w:eastAsia="Times New Roman" w:hAnsi="Consolas" w:cs="Times New Roman"/>
@@ -3520,8 +2821,6 @@
         </w:rPr>
         <w:t>IsProduction</w:t>
       </w:r>
-      <w:proofErr w:type="spellEnd"/>
-      <w:proofErr w:type="gramEnd"/>
       <w:r>
         <w:rPr>
           <w:rFonts w:ascii="Consolas" w:eastAsia="Times New Roman" w:hAnsi="Consolas" w:cs="Times New Roman"/>
@@ -3603,7 +2902,6 @@
         </w:rPr>
         <w:t>(</w:t>
       </w:r>
-      <w:proofErr w:type="spellStart"/>
       <w:r>
         <w:rPr>
           <w:rFonts w:ascii="Consolas" w:eastAsia="Times New Roman" w:hAnsi="Consolas" w:cs="Times New Roman"/>
@@ -3649,7 +2947,6 @@
         </w:rPr>
         <w:t>LoadingSpinnerDelayMiliSec</w:t>
       </w:r>
-      <w:proofErr w:type="spellEnd"/>
       <w:r>
         <w:rPr>
           <w:rFonts w:ascii="Consolas" w:eastAsia="Times New Roman" w:hAnsi="Consolas" w:cs="Times New Roman"/>
@@ -3680,7 +2977,6 @@
         </w:rPr>
         <w:t xml:space="preserve">      </w:t>
       </w:r>
-      <w:proofErr w:type="gramStart"/>
       <w:r>
         <w:rPr>
           <w:rFonts w:ascii="Consolas" w:eastAsia="Times New Roman" w:hAnsi="Consolas" w:cs="Times New Roman"/>
@@ -3697,17 +2993,7 @@
           <w:sz w:val="16"/>
           <w:szCs w:val="16"/>
         </w:rPr>
-        <w:t>(</w:t>
-      </w:r>
-      <w:proofErr w:type="gramEnd"/>
-      <w:r>
-        <w:rPr>
-          <w:rFonts w:ascii="Consolas" w:eastAsia="Times New Roman" w:hAnsi="Consolas" w:cs="Times New Roman"/>
-          <w:color w:val="CCCCCC"/>
-          <w:sz w:val="16"/>
-          <w:szCs w:val="16"/>
-        </w:rPr>
-        <w:t xml:space="preserve">() </w:t>
+        <w:t xml:space="preserve">(() </w:t>
       </w:r>
       <w:r>
         <w:rPr>
@@ -3766,7 +3052,6 @@
         </w:rPr>
         <w:t>(</w:t>
       </w:r>
-      <w:proofErr w:type="spellStart"/>
       <w:r>
         <w:rPr>
           <w:rFonts w:ascii="Consolas" w:eastAsia="Times New Roman" w:hAnsi="Consolas" w:cs="Times New Roman"/>
@@ -3776,7 +3061,6 @@
         </w:rPr>
         <w:t>isSpinnerAllowed</w:t>
       </w:r>
-      <w:proofErr w:type="spellEnd"/>
       <w:r>
         <w:rPr>
           <w:rFonts w:ascii="Consolas" w:eastAsia="Times New Roman" w:hAnsi="Consolas" w:cs="Times New Roman"/>
@@ -3807,8 +3091,6 @@
         </w:rPr>
         <w:t xml:space="preserve">          </w:t>
       </w:r>
-      <w:proofErr w:type="spellStart"/>
-      <w:proofErr w:type="gramStart"/>
       <w:r>
         <w:rPr>
           <w:rFonts w:ascii="Consolas" w:eastAsia="Times New Roman" w:hAnsi="Consolas" w:cs="Times New Roman"/>
@@ -3854,8 +3136,6 @@
         </w:rPr>
         <w:t>idle</w:t>
       </w:r>
-      <w:proofErr w:type="spellEnd"/>
-      <w:proofErr w:type="gramEnd"/>
       <w:r>
         <w:rPr>
           <w:rFonts w:ascii="Consolas" w:eastAsia="Times New Roman" w:hAnsi="Consolas" w:cs="Times New Roman"/>
@@ -3914,6 +3194,1229 @@
         <w:pStyle w:val="Heading1"/>
       </w:pPr>
       <w:r>
+        <w:t>Fix member-detail like button</w:t>
+      </w:r>
+    </w:p>
+    <w:p>
+      <w:pPr>
+        <w:pStyle w:val="Heading2"/>
+      </w:pPr>
+      <w:r>
+        <w:t>/site/members/member-detail</w:t>
+      </w:r>
+    </w:p>
+    <w:p>
+      <w:pPr>
+        <w:pStyle w:val="Heading3"/>
+      </w:pPr>
+      <w:r>
+        <w:t>member-detail.componenet.ts</w:t>
+      </w:r>
+    </w:p>
+    <w:p>
+      <w:r>
+        <w:t xml:space="preserve">Add a method to like a user </w:t>
+      </w:r>
+    </w:p>
+    <w:p>
+      <w:pPr>
+        <w:shd w:val="clear" w:color="auto" w:fill="1F1F1F"/>
+        <w:spacing w:after="0" w:line="160" w:lineRule="atLeast"/>
+        <w:rPr>
+          <w:rFonts w:ascii="Consolas" w:eastAsia="Times New Roman" w:hAnsi="Consolas" w:cs="Times New Roman"/>
+          <w:color w:val="CCCCCC"/>
+          <w:sz w:val="16"/>
+          <w:szCs w:val="16"/>
+        </w:rPr>
+      </w:pPr>
+      <w:r>
+        <w:rPr>
+          <w:rFonts w:ascii="Consolas" w:eastAsia="Times New Roman" w:hAnsi="Consolas" w:cs="Times New Roman"/>
+          <w:color w:val="CCCCCC"/>
+          <w:sz w:val="16"/>
+          <w:szCs w:val="16"/>
+        </w:rPr>
+        <w:t xml:space="preserve">  </w:t>
+      </w:r>
+      <w:r>
+        <w:rPr>
+          <w:rFonts w:ascii="Consolas" w:eastAsia="Times New Roman" w:hAnsi="Consolas" w:cs="Times New Roman"/>
+          <w:color w:val="DCDCAA"/>
+          <w:sz w:val="16"/>
+          <w:szCs w:val="16"/>
+        </w:rPr>
+        <w:t>onAddLike</w:t>
+      </w:r>
+      <w:r>
+        <w:rPr>
+          <w:rFonts w:ascii="Consolas" w:eastAsia="Times New Roman" w:hAnsi="Consolas" w:cs="Times New Roman"/>
+          <w:color w:val="CCCCCC"/>
+          <w:sz w:val="16"/>
+          <w:szCs w:val="16"/>
+        </w:rPr>
+        <w:t>(</w:t>
+      </w:r>
+      <w:r>
+        <w:rPr>
+          <w:rFonts w:ascii="Consolas" w:eastAsia="Times New Roman" w:hAnsi="Consolas" w:cs="Times New Roman"/>
+          <w:color w:val="9CDCFE"/>
+          <w:sz w:val="16"/>
+          <w:szCs w:val="16"/>
+        </w:rPr>
+        <w:t>member</w:t>
+      </w:r>
+      <w:r>
+        <w:rPr>
+          <w:rFonts w:ascii="Consolas" w:eastAsia="Times New Roman" w:hAnsi="Consolas" w:cs="Times New Roman"/>
+          <w:color w:val="D4D4D4"/>
+          <w:sz w:val="16"/>
+          <w:szCs w:val="16"/>
+        </w:rPr>
+        <w:t>:</w:t>
+      </w:r>
+      <w:r>
+        <w:rPr>
+          <w:rFonts w:ascii="Consolas" w:eastAsia="Times New Roman" w:hAnsi="Consolas" w:cs="Times New Roman"/>
+          <w:color w:val="CCCCCC"/>
+          <w:sz w:val="16"/>
+          <w:szCs w:val="16"/>
+        </w:rPr>
+        <w:t xml:space="preserve"> </w:t>
+      </w:r>
+      <w:r>
+        <w:rPr>
+          <w:rFonts w:ascii="Consolas" w:eastAsia="Times New Roman" w:hAnsi="Consolas" w:cs="Times New Roman"/>
+          <w:color w:val="4EC9B0"/>
+          <w:sz w:val="16"/>
+          <w:szCs w:val="16"/>
+        </w:rPr>
+        <w:t>UserDto</w:t>
+      </w:r>
+      <w:r>
+        <w:rPr>
+          <w:rFonts w:ascii="Consolas" w:eastAsia="Times New Roman" w:hAnsi="Consolas" w:cs="Times New Roman"/>
+          <w:color w:val="CCCCCC"/>
+          <w:sz w:val="16"/>
+          <w:szCs w:val="16"/>
+        </w:rPr>
+        <w:t>){</w:t>
+      </w:r>
+    </w:p>
+    <w:p>
+      <w:pPr>
+        <w:shd w:val="clear" w:color="auto" w:fill="1F1F1F"/>
+        <w:spacing w:after="0" w:line="160" w:lineRule="atLeast"/>
+        <w:rPr>
+          <w:rFonts w:ascii="Consolas" w:eastAsia="Times New Roman" w:hAnsi="Consolas" w:cs="Times New Roman"/>
+          <w:color w:val="CCCCCC"/>
+          <w:sz w:val="16"/>
+          <w:szCs w:val="16"/>
+        </w:rPr>
+      </w:pPr>
+      <w:r>
+        <w:rPr>
+          <w:rFonts w:ascii="Consolas" w:eastAsia="Times New Roman" w:hAnsi="Consolas" w:cs="Times New Roman"/>
+          <w:color w:val="CCCCCC"/>
+          <w:sz w:val="16"/>
+          <w:szCs w:val="16"/>
+        </w:rPr>
+        <w:t xml:space="preserve">    </w:t>
+      </w:r>
+      <w:r>
+        <w:rPr>
+          <w:rFonts w:ascii="Consolas" w:eastAsia="Times New Roman" w:hAnsi="Consolas" w:cs="Times New Roman"/>
+          <w:color w:val="569CD6"/>
+          <w:sz w:val="16"/>
+          <w:szCs w:val="16"/>
+        </w:rPr>
+        <w:t>this</w:t>
+      </w:r>
+      <w:r>
+        <w:rPr>
+          <w:rFonts w:ascii="Consolas" w:eastAsia="Times New Roman" w:hAnsi="Consolas" w:cs="Times New Roman"/>
+          <w:color w:val="CCCCCC"/>
+          <w:sz w:val="16"/>
+          <w:szCs w:val="16"/>
+        </w:rPr>
+        <w:t>.</w:t>
+      </w:r>
+      <w:r>
+        <w:rPr>
+          <w:rFonts w:ascii="Consolas" w:eastAsia="Times New Roman" w:hAnsi="Consolas" w:cs="Times New Roman"/>
+          <w:color w:val="9CDCFE"/>
+          <w:sz w:val="16"/>
+          <w:szCs w:val="16"/>
+        </w:rPr>
+        <w:t>addLikeSubscription</w:t>
+      </w:r>
+      <w:r>
+        <w:rPr>
+          <w:rFonts w:ascii="Consolas" w:eastAsia="Times New Roman" w:hAnsi="Consolas" w:cs="Times New Roman"/>
+          <w:color w:val="CCCCCC"/>
+          <w:sz w:val="16"/>
+          <w:szCs w:val="16"/>
+        </w:rPr>
+        <w:t xml:space="preserve"> </w:t>
+      </w:r>
+      <w:r>
+        <w:rPr>
+          <w:rFonts w:ascii="Consolas" w:eastAsia="Times New Roman" w:hAnsi="Consolas" w:cs="Times New Roman"/>
+          <w:color w:val="D4D4D4"/>
+          <w:sz w:val="16"/>
+          <w:szCs w:val="16"/>
+        </w:rPr>
+        <w:t>=</w:t>
+      </w:r>
+      <w:r>
+        <w:rPr>
+          <w:rFonts w:ascii="Consolas" w:eastAsia="Times New Roman" w:hAnsi="Consolas" w:cs="Times New Roman"/>
+          <w:color w:val="CCCCCC"/>
+          <w:sz w:val="16"/>
+          <w:szCs w:val="16"/>
+        </w:rPr>
+        <w:t xml:space="preserve"> </w:t>
+      </w:r>
+      <w:r>
+        <w:rPr>
+          <w:rFonts w:ascii="Consolas" w:eastAsia="Times New Roman" w:hAnsi="Consolas" w:cs="Times New Roman"/>
+          <w:color w:val="569CD6"/>
+          <w:sz w:val="16"/>
+          <w:szCs w:val="16"/>
+        </w:rPr>
+        <w:t>this</w:t>
+      </w:r>
+      <w:r>
+        <w:rPr>
+          <w:rFonts w:ascii="Consolas" w:eastAsia="Times New Roman" w:hAnsi="Consolas" w:cs="Times New Roman"/>
+          <w:color w:val="CCCCCC"/>
+          <w:sz w:val="16"/>
+          <w:szCs w:val="16"/>
+        </w:rPr>
+        <w:t>.</w:t>
+      </w:r>
+      <w:r>
+        <w:rPr>
+          <w:rFonts w:ascii="Consolas" w:eastAsia="Times New Roman" w:hAnsi="Consolas" w:cs="Times New Roman"/>
+          <w:color w:val="9CDCFE"/>
+          <w:sz w:val="16"/>
+          <w:szCs w:val="16"/>
+        </w:rPr>
+        <w:t>memberService</w:t>
+      </w:r>
+      <w:r>
+        <w:rPr>
+          <w:rFonts w:ascii="Consolas" w:eastAsia="Times New Roman" w:hAnsi="Consolas" w:cs="Times New Roman"/>
+          <w:color w:val="CCCCCC"/>
+          <w:sz w:val="16"/>
+          <w:szCs w:val="16"/>
+        </w:rPr>
+        <w:t>.</w:t>
+      </w:r>
+      <w:r>
+        <w:rPr>
+          <w:rFonts w:ascii="Consolas" w:eastAsia="Times New Roman" w:hAnsi="Consolas" w:cs="Times New Roman"/>
+          <w:color w:val="DCDCAA"/>
+          <w:sz w:val="16"/>
+          <w:szCs w:val="16"/>
+        </w:rPr>
+        <w:t>addLike</w:t>
+      </w:r>
+      <w:r>
+        <w:rPr>
+          <w:rFonts w:ascii="Consolas" w:eastAsia="Times New Roman" w:hAnsi="Consolas" w:cs="Times New Roman"/>
+          <w:color w:val="CCCCCC"/>
+          <w:sz w:val="16"/>
+          <w:szCs w:val="16"/>
+        </w:rPr>
+        <w:t>(</w:t>
+      </w:r>
+      <w:r>
+        <w:rPr>
+          <w:rFonts w:ascii="Consolas" w:eastAsia="Times New Roman" w:hAnsi="Consolas" w:cs="Times New Roman"/>
+          <w:color w:val="9CDCFE"/>
+          <w:sz w:val="16"/>
+          <w:szCs w:val="16"/>
+        </w:rPr>
+        <w:t>member</w:t>
+      </w:r>
+      <w:r>
+        <w:rPr>
+          <w:rFonts w:ascii="Consolas" w:eastAsia="Times New Roman" w:hAnsi="Consolas" w:cs="Times New Roman"/>
+          <w:color w:val="CCCCCC"/>
+          <w:sz w:val="16"/>
+          <w:szCs w:val="16"/>
+        </w:rPr>
+        <w:t>.</w:t>
+      </w:r>
+      <w:r>
+        <w:rPr>
+          <w:rFonts w:ascii="Consolas" w:eastAsia="Times New Roman" w:hAnsi="Consolas" w:cs="Times New Roman"/>
+          <w:color w:val="9CDCFE"/>
+          <w:sz w:val="16"/>
+          <w:szCs w:val="16"/>
+        </w:rPr>
+        <w:t>id</w:t>
+      </w:r>
+      <w:r>
+        <w:rPr>
+          <w:rFonts w:ascii="Consolas" w:eastAsia="Times New Roman" w:hAnsi="Consolas" w:cs="Times New Roman"/>
+          <w:color w:val="CCCCCC"/>
+          <w:sz w:val="16"/>
+          <w:szCs w:val="16"/>
+        </w:rPr>
+        <w:t>).</w:t>
+      </w:r>
+      <w:r>
+        <w:rPr>
+          <w:rFonts w:ascii="Consolas" w:eastAsia="Times New Roman" w:hAnsi="Consolas" w:cs="Times New Roman"/>
+          <w:color w:val="DCDCAA"/>
+          <w:sz w:val="16"/>
+          <w:szCs w:val="16"/>
+        </w:rPr>
+        <w:t>subscribe</w:t>
+      </w:r>
+      <w:r>
+        <w:rPr>
+          <w:rFonts w:ascii="Consolas" w:eastAsia="Times New Roman" w:hAnsi="Consolas" w:cs="Times New Roman"/>
+          <w:color w:val="CCCCCC"/>
+          <w:sz w:val="16"/>
+          <w:szCs w:val="16"/>
+        </w:rPr>
+        <w:t>({</w:t>
+      </w:r>
+    </w:p>
+    <w:p>
+      <w:pPr>
+        <w:shd w:val="clear" w:color="auto" w:fill="1F1F1F"/>
+        <w:spacing w:after="0" w:line="160" w:lineRule="atLeast"/>
+        <w:rPr>
+          <w:rFonts w:ascii="Consolas" w:eastAsia="Times New Roman" w:hAnsi="Consolas" w:cs="Times New Roman"/>
+          <w:color w:val="CCCCCC"/>
+          <w:sz w:val="16"/>
+          <w:szCs w:val="16"/>
+        </w:rPr>
+      </w:pPr>
+      <w:r>
+        <w:rPr>
+          <w:rFonts w:ascii="Consolas" w:eastAsia="Times New Roman" w:hAnsi="Consolas" w:cs="Times New Roman"/>
+          <w:color w:val="CCCCCC"/>
+          <w:sz w:val="16"/>
+          <w:szCs w:val="16"/>
+        </w:rPr>
+        <w:t xml:space="preserve">      </w:t>
+      </w:r>
+      <w:r>
+        <w:rPr>
+          <w:rFonts w:ascii="Consolas" w:eastAsia="Times New Roman" w:hAnsi="Consolas" w:cs="Times New Roman"/>
+          <w:color w:val="DCDCAA"/>
+          <w:sz w:val="16"/>
+          <w:szCs w:val="16"/>
+        </w:rPr>
+        <w:t>next</w:t>
+      </w:r>
+      <w:r>
+        <w:rPr>
+          <w:rFonts w:ascii="Consolas" w:eastAsia="Times New Roman" w:hAnsi="Consolas" w:cs="Times New Roman"/>
+          <w:color w:val="9CDCFE"/>
+          <w:sz w:val="16"/>
+          <w:szCs w:val="16"/>
+        </w:rPr>
+        <w:t>:</w:t>
+      </w:r>
+      <w:r>
+        <w:rPr>
+          <w:rFonts w:ascii="Consolas" w:eastAsia="Times New Roman" w:hAnsi="Consolas" w:cs="Times New Roman"/>
+          <w:color w:val="CCCCCC"/>
+          <w:sz w:val="16"/>
+          <w:szCs w:val="16"/>
+        </w:rPr>
+        <w:t xml:space="preserve"> () </w:t>
+      </w:r>
+      <w:r>
+        <w:rPr>
+          <w:rFonts w:ascii="Consolas" w:eastAsia="Times New Roman" w:hAnsi="Consolas" w:cs="Times New Roman"/>
+          <w:color w:val="569CD6"/>
+          <w:sz w:val="16"/>
+          <w:szCs w:val="16"/>
+        </w:rPr>
+        <w:t>=&gt;</w:t>
+      </w:r>
+      <w:r>
+        <w:rPr>
+          <w:rFonts w:ascii="Consolas" w:eastAsia="Times New Roman" w:hAnsi="Consolas" w:cs="Times New Roman"/>
+          <w:color w:val="CCCCCC"/>
+          <w:sz w:val="16"/>
+          <w:szCs w:val="16"/>
+        </w:rPr>
+        <w:t xml:space="preserve"> {</w:t>
+      </w:r>
+    </w:p>
+    <w:p>
+      <w:pPr>
+        <w:shd w:val="clear" w:color="auto" w:fill="1F1F1F"/>
+        <w:spacing w:after="0" w:line="160" w:lineRule="atLeast"/>
+        <w:rPr>
+          <w:rFonts w:ascii="Consolas" w:eastAsia="Times New Roman" w:hAnsi="Consolas" w:cs="Times New Roman"/>
+          <w:color w:val="CCCCCC"/>
+          <w:sz w:val="16"/>
+          <w:szCs w:val="16"/>
+        </w:rPr>
+      </w:pPr>
+      <w:r>
+        <w:rPr>
+          <w:rFonts w:ascii="Consolas" w:eastAsia="Times New Roman" w:hAnsi="Consolas" w:cs="Times New Roman"/>
+          <w:color w:val="CCCCCC"/>
+          <w:sz w:val="16"/>
+          <w:szCs w:val="16"/>
+        </w:rPr>
+        <w:t xml:space="preserve">        </w:t>
+      </w:r>
+      <w:r>
+        <w:rPr>
+          <w:rFonts w:ascii="Consolas" w:eastAsia="Times New Roman" w:hAnsi="Consolas" w:cs="Times New Roman"/>
+          <w:color w:val="569CD6"/>
+          <w:sz w:val="16"/>
+          <w:szCs w:val="16"/>
+        </w:rPr>
+        <w:t>this</w:t>
+      </w:r>
+      <w:r>
+        <w:rPr>
+          <w:rFonts w:ascii="Consolas" w:eastAsia="Times New Roman" w:hAnsi="Consolas" w:cs="Times New Roman"/>
+          <w:color w:val="CCCCCC"/>
+          <w:sz w:val="16"/>
+          <w:szCs w:val="16"/>
+        </w:rPr>
+        <w:t>.</w:t>
+      </w:r>
+      <w:r>
+        <w:rPr>
+          <w:rFonts w:ascii="Consolas" w:eastAsia="Times New Roman" w:hAnsi="Consolas" w:cs="Times New Roman"/>
+          <w:color w:val="9CDCFE"/>
+          <w:sz w:val="16"/>
+          <w:szCs w:val="16"/>
+        </w:rPr>
+        <w:t>toastr</w:t>
+      </w:r>
+      <w:r>
+        <w:rPr>
+          <w:rFonts w:ascii="Consolas" w:eastAsia="Times New Roman" w:hAnsi="Consolas" w:cs="Times New Roman"/>
+          <w:color w:val="CCCCCC"/>
+          <w:sz w:val="16"/>
+          <w:szCs w:val="16"/>
+        </w:rPr>
+        <w:t>.</w:t>
+      </w:r>
+      <w:r>
+        <w:rPr>
+          <w:rFonts w:ascii="Consolas" w:eastAsia="Times New Roman" w:hAnsi="Consolas" w:cs="Times New Roman"/>
+          <w:color w:val="DCDCAA"/>
+          <w:sz w:val="16"/>
+          <w:szCs w:val="16"/>
+        </w:rPr>
+        <w:t>success</w:t>
+      </w:r>
+      <w:r>
+        <w:rPr>
+          <w:rFonts w:ascii="Consolas" w:eastAsia="Times New Roman" w:hAnsi="Consolas" w:cs="Times New Roman"/>
+          <w:color w:val="CCCCCC"/>
+          <w:sz w:val="16"/>
+          <w:szCs w:val="16"/>
+        </w:rPr>
+        <w:t>(</w:t>
+      </w:r>
+      <w:r>
+        <w:rPr>
+          <w:rFonts w:ascii="Consolas" w:eastAsia="Times New Roman" w:hAnsi="Consolas" w:cs="Times New Roman"/>
+          <w:color w:val="CE9178"/>
+          <w:sz w:val="16"/>
+          <w:szCs w:val="16"/>
+        </w:rPr>
+        <w:t xml:space="preserve">`You have liked </w:t>
+      </w:r>
+      <w:r>
+        <w:rPr>
+          <w:rFonts w:ascii="Consolas" w:eastAsia="Times New Roman" w:hAnsi="Consolas" w:cs="Times New Roman"/>
+          <w:color w:val="569CD6"/>
+          <w:sz w:val="16"/>
+          <w:szCs w:val="16"/>
+        </w:rPr>
+        <w:t>${</w:t>
+      </w:r>
+      <w:r>
+        <w:rPr>
+          <w:rFonts w:ascii="Consolas" w:eastAsia="Times New Roman" w:hAnsi="Consolas" w:cs="Times New Roman"/>
+          <w:color w:val="9CDCFE"/>
+          <w:sz w:val="16"/>
+          <w:szCs w:val="16"/>
+        </w:rPr>
+        <w:t>member</w:t>
+      </w:r>
+      <w:r>
+        <w:rPr>
+          <w:rFonts w:ascii="Consolas" w:eastAsia="Times New Roman" w:hAnsi="Consolas" w:cs="Times New Roman"/>
+          <w:color w:val="D4D4D4"/>
+          <w:sz w:val="16"/>
+          <w:szCs w:val="16"/>
+        </w:rPr>
+        <w:t>.</w:t>
+      </w:r>
+      <w:r>
+        <w:rPr>
+          <w:rFonts w:ascii="Consolas" w:eastAsia="Times New Roman" w:hAnsi="Consolas" w:cs="Times New Roman"/>
+          <w:color w:val="9CDCFE"/>
+          <w:sz w:val="16"/>
+          <w:szCs w:val="16"/>
+        </w:rPr>
+        <w:t>displayName</w:t>
+      </w:r>
+      <w:r>
+        <w:rPr>
+          <w:rFonts w:ascii="Consolas" w:eastAsia="Times New Roman" w:hAnsi="Consolas" w:cs="Times New Roman"/>
+          <w:color w:val="569CD6"/>
+          <w:sz w:val="16"/>
+          <w:szCs w:val="16"/>
+        </w:rPr>
+        <w:t>}</w:t>
+      </w:r>
+      <w:r>
+        <w:rPr>
+          <w:rFonts w:ascii="Consolas" w:eastAsia="Times New Roman" w:hAnsi="Consolas" w:cs="Times New Roman"/>
+          <w:color w:val="CE9178"/>
+          <w:sz w:val="16"/>
+          <w:szCs w:val="16"/>
+        </w:rPr>
+        <w:t>`</w:t>
+      </w:r>
+      <w:r>
+        <w:rPr>
+          <w:rFonts w:ascii="Consolas" w:eastAsia="Times New Roman" w:hAnsi="Consolas" w:cs="Times New Roman"/>
+          <w:color w:val="CCCCCC"/>
+          <w:sz w:val="16"/>
+          <w:szCs w:val="16"/>
+        </w:rPr>
+        <w:t>);</w:t>
+      </w:r>
+    </w:p>
+    <w:p>
+      <w:pPr>
+        <w:shd w:val="clear" w:color="auto" w:fill="1F1F1F"/>
+        <w:spacing w:after="0" w:line="160" w:lineRule="atLeast"/>
+        <w:rPr>
+          <w:rFonts w:ascii="Consolas" w:eastAsia="Times New Roman" w:hAnsi="Consolas" w:cs="Times New Roman"/>
+          <w:color w:val="CCCCCC"/>
+          <w:sz w:val="16"/>
+          <w:szCs w:val="16"/>
+        </w:rPr>
+      </w:pPr>
+      <w:r>
+        <w:rPr>
+          <w:rFonts w:ascii="Consolas" w:eastAsia="Times New Roman" w:hAnsi="Consolas" w:cs="Times New Roman"/>
+          <w:color w:val="CCCCCC"/>
+          <w:sz w:val="16"/>
+          <w:szCs w:val="16"/>
+        </w:rPr>
+        <w:t>      },</w:t>
+      </w:r>
+    </w:p>
+    <w:p>
+      <w:pPr>
+        <w:shd w:val="clear" w:color="auto" w:fill="1F1F1F"/>
+        <w:spacing w:after="0" w:line="160" w:lineRule="atLeast"/>
+        <w:rPr>
+          <w:rFonts w:ascii="Consolas" w:eastAsia="Times New Roman" w:hAnsi="Consolas" w:cs="Times New Roman"/>
+          <w:color w:val="CCCCCC"/>
+          <w:sz w:val="16"/>
+          <w:szCs w:val="16"/>
+        </w:rPr>
+      </w:pPr>
+      <w:r>
+        <w:rPr>
+          <w:rFonts w:ascii="Consolas" w:eastAsia="Times New Roman" w:hAnsi="Consolas" w:cs="Times New Roman"/>
+          <w:color w:val="CCCCCC"/>
+          <w:sz w:val="16"/>
+          <w:szCs w:val="16"/>
+        </w:rPr>
+        <w:t xml:space="preserve">      </w:t>
+      </w:r>
+      <w:r>
+        <w:rPr>
+          <w:rFonts w:ascii="Consolas" w:eastAsia="Times New Roman" w:hAnsi="Consolas" w:cs="Times New Roman"/>
+          <w:color w:val="DCDCAA"/>
+          <w:sz w:val="16"/>
+          <w:szCs w:val="16"/>
+        </w:rPr>
+        <w:t>error</w:t>
+      </w:r>
+      <w:r>
+        <w:rPr>
+          <w:rFonts w:ascii="Consolas" w:eastAsia="Times New Roman" w:hAnsi="Consolas" w:cs="Times New Roman"/>
+          <w:color w:val="9CDCFE"/>
+          <w:sz w:val="16"/>
+          <w:szCs w:val="16"/>
+        </w:rPr>
+        <w:t>:</w:t>
+      </w:r>
+      <w:r>
+        <w:rPr>
+          <w:rFonts w:ascii="Consolas" w:eastAsia="Times New Roman" w:hAnsi="Consolas" w:cs="Times New Roman"/>
+          <w:color w:val="CCCCCC"/>
+          <w:sz w:val="16"/>
+          <w:szCs w:val="16"/>
+        </w:rPr>
+        <w:t xml:space="preserve"> </w:t>
+      </w:r>
+      <w:r>
+        <w:rPr>
+          <w:rFonts w:ascii="Consolas" w:eastAsia="Times New Roman" w:hAnsi="Consolas" w:cs="Times New Roman"/>
+          <w:color w:val="9CDCFE"/>
+          <w:sz w:val="16"/>
+          <w:szCs w:val="16"/>
+        </w:rPr>
+        <w:t>e</w:t>
+      </w:r>
+      <w:r>
+        <w:rPr>
+          <w:rFonts w:ascii="Consolas" w:eastAsia="Times New Roman" w:hAnsi="Consolas" w:cs="Times New Roman"/>
+          <w:color w:val="CCCCCC"/>
+          <w:sz w:val="16"/>
+          <w:szCs w:val="16"/>
+        </w:rPr>
+        <w:t xml:space="preserve"> </w:t>
+      </w:r>
+      <w:r>
+        <w:rPr>
+          <w:rFonts w:ascii="Consolas" w:eastAsia="Times New Roman" w:hAnsi="Consolas" w:cs="Times New Roman"/>
+          <w:color w:val="569CD6"/>
+          <w:sz w:val="16"/>
+          <w:szCs w:val="16"/>
+        </w:rPr>
+        <w:t>=&gt;</w:t>
+      </w:r>
+      <w:r>
+        <w:rPr>
+          <w:rFonts w:ascii="Consolas" w:eastAsia="Times New Roman" w:hAnsi="Consolas" w:cs="Times New Roman"/>
+          <w:color w:val="CCCCCC"/>
+          <w:sz w:val="16"/>
+          <w:szCs w:val="16"/>
+        </w:rPr>
+        <w:t xml:space="preserve"> {</w:t>
+      </w:r>
+    </w:p>
+    <w:p>
+      <w:pPr>
+        <w:shd w:val="clear" w:color="auto" w:fill="1F1F1F"/>
+        <w:spacing w:after="0" w:line="160" w:lineRule="atLeast"/>
+        <w:rPr>
+          <w:rFonts w:ascii="Consolas" w:eastAsia="Times New Roman" w:hAnsi="Consolas" w:cs="Times New Roman"/>
+          <w:color w:val="CCCCCC"/>
+          <w:sz w:val="16"/>
+          <w:szCs w:val="16"/>
+        </w:rPr>
+      </w:pPr>
+      <w:r>
+        <w:rPr>
+          <w:rFonts w:ascii="Consolas" w:eastAsia="Times New Roman" w:hAnsi="Consolas" w:cs="Times New Roman"/>
+          <w:color w:val="CCCCCC"/>
+          <w:sz w:val="16"/>
+          <w:szCs w:val="16"/>
+        </w:rPr>
+        <w:t xml:space="preserve">        </w:t>
+      </w:r>
+      <w:r>
+        <w:rPr>
+          <w:rFonts w:ascii="Consolas" w:eastAsia="Times New Roman" w:hAnsi="Consolas" w:cs="Times New Roman"/>
+          <w:color w:val="6A9955"/>
+          <w:sz w:val="16"/>
+          <w:szCs w:val="16"/>
+        </w:rPr>
+        <w:t>//no need to do something here since interceptor will display</w:t>
+      </w:r>
+    </w:p>
+    <w:p>
+      <w:pPr>
+        <w:shd w:val="clear" w:color="auto" w:fill="1F1F1F"/>
+        <w:spacing w:after="0" w:line="160" w:lineRule="atLeast"/>
+        <w:rPr>
+          <w:rFonts w:ascii="Consolas" w:eastAsia="Times New Roman" w:hAnsi="Consolas" w:cs="Times New Roman"/>
+          <w:color w:val="CCCCCC"/>
+          <w:sz w:val="16"/>
+          <w:szCs w:val="16"/>
+        </w:rPr>
+      </w:pPr>
+      <w:r>
+        <w:rPr>
+          <w:rFonts w:ascii="Consolas" w:eastAsia="Times New Roman" w:hAnsi="Consolas" w:cs="Times New Roman"/>
+          <w:color w:val="CCCCCC"/>
+          <w:sz w:val="16"/>
+          <w:szCs w:val="16"/>
+        </w:rPr>
+        <w:t>      },</w:t>
+      </w:r>
+    </w:p>
+    <w:p>
+      <w:pPr>
+        <w:shd w:val="clear" w:color="auto" w:fill="1F1F1F"/>
+        <w:spacing w:after="0" w:line="160" w:lineRule="atLeast"/>
+        <w:rPr>
+          <w:rFonts w:ascii="Consolas" w:eastAsia="Times New Roman" w:hAnsi="Consolas" w:cs="Times New Roman"/>
+          <w:color w:val="CCCCCC"/>
+          <w:sz w:val="16"/>
+          <w:szCs w:val="16"/>
+        </w:rPr>
+      </w:pPr>
+      <w:r>
+        <w:rPr>
+          <w:rFonts w:ascii="Consolas" w:eastAsia="Times New Roman" w:hAnsi="Consolas" w:cs="Times New Roman"/>
+          <w:color w:val="CCCCCC"/>
+          <w:sz w:val="16"/>
+          <w:szCs w:val="16"/>
+        </w:rPr>
+        <w:t xml:space="preserve">      </w:t>
+      </w:r>
+      <w:r>
+        <w:rPr>
+          <w:rFonts w:ascii="Consolas" w:eastAsia="Times New Roman" w:hAnsi="Consolas" w:cs="Times New Roman"/>
+          <w:color w:val="DCDCAA"/>
+          <w:sz w:val="16"/>
+          <w:szCs w:val="16"/>
+        </w:rPr>
+        <w:t>complete</w:t>
+      </w:r>
+      <w:r>
+        <w:rPr>
+          <w:rFonts w:ascii="Consolas" w:eastAsia="Times New Roman" w:hAnsi="Consolas" w:cs="Times New Roman"/>
+          <w:color w:val="9CDCFE"/>
+          <w:sz w:val="16"/>
+          <w:szCs w:val="16"/>
+        </w:rPr>
+        <w:t>:</w:t>
+      </w:r>
+      <w:r>
+        <w:rPr>
+          <w:rFonts w:ascii="Consolas" w:eastAsia="Times New Roman" w:hAnsi="Consolas" w:cs="Times New Roman"/>
+          <w:color w:val="CCCCCC"/>
+          <w:sz w:val="16"/>
+          <w:szCs w:val="16"/>
+        </w:rPr>
+        <w:t xml:space="preserve"> () </w:t>
+      </w:r>
+      <w:r>
+        <w:rPr>
+          <w:rFonts w:ascii="Consolas" w:eastAsia="Times New Roman" w:hAnsi="Consolas" w:cs="Times New Roman"/>
+          <w:color w:val="569CD6"/>
+          <w:sz w:val="16"/>
+          <w:szCs w:val="16"/>
+        </w:rPr>
+        <w:t>=&gt;</w:t>
+      </w:r>
+      <w:r>
+        <w:rPr>
+          <w:rFonts w:ascii="Consolas" w:eastAsia="Times New Roman" w:hAnsi="Consolas" w:cs="Times New Roman"/>
+          <w:color w:val="CCCCCC"/>
+          <w:sz w:val="16"/>
+          <w:szCs w:val="16"/>
+        </w:rPr>
+        <w:t xml:space="preserve"> {</w:t>
+      </w:r>
+    </w:p>
+    <w:p>
+      <w:pPr>
+        <w:shd w:val="clear" w:color="auto" w:fill="1F1F1F"/>
+        <w:spacing w:after="0" w:line="160" w:lineRule="atLeast"/>
+        <w:rPr>
+          <w:rFonts w:ascii="Consolas" w:eastAsia="Times New Roman" w:hAnsi="Consolas" w:cs="Times New Roman"/>
+          <w:color w:val="CCCCCC"/>
+          <w:sz w:val="16"/>
+          <w:szCs w:val="16"/>
+        </w:rPr>
+      </w:pPr>
+      <w:r>
+        <w:rPr>
+          <w:rFonts w:ascii="Consolas" w:eastAsia="Times New Roman" w:hAnsi="Consolas" w:cs="Times New Roman"/>
+          <w:color w:val="CCCCCC"/>
+          <w:sz w:val="16"/>
+          <w:szCs w:val="16"/>
+        </w:rPr>
+        <w:t xml:space="preserve">        </w:t>
+      </w:r>
+      <w:r>
+        <w:rPr>
+          <w:rFonts w:ascii="Consolas" w:eastAsia="Times New Roman" w:hAnsi="Consolas" w:cs="Times New Roman"/>
+          <w:color w:val="6A9955"/>
+          <w:sz w:val="16"/>
+          <w:szCs w:val="16"/>
+        </w:rPr>
+        <w:t>//no need to do something here since interceptor will display</w:t>
+      </w:r>
+    </w:p>
+    <w:p>
+      <w:pPr>
+        <w:shd w:val="clear" w:color="auto" w:fill="1F1F1F"/>
+        <w:spacing w:after="0" w:line="160" w:lineRule="atLeast"/>
+        <w:rPr>
+          <w:rFonts w:ascii="Consolas" w:eastAsia="Times New Roman" w:hAnsi="Consolas" w:cs="Times New Roman"/>
+          <w:color w:val="CCCCCC"/>
+          <w:sz w:val="16"/>
+          <w:szCs w:val="16"/>
+        </w:rPr>
+      </w:pPr>
+      <w:r>
+        <w:rPr>
+          <w:rFonts w:ascii="Consolas" w:eastAsia="Times New Roman" w:hAnsi="Consolas" w:cs="Times New Roman"/>
+          <w:color w:val="CCCCCC"/>
+          <w:sz w:val="16"/>
+          <w:szCs w:val="16"/>
+        </w:rPr>
+        <w:t>      }</w:t>
+      </w:r>
+    </w:p>
+    <w:p>
+      <w:pPr>
+        <w:shd w:val="clear" w:color="auto" w:fill="1F1F1F"/>
+        <w:spacing w:after="0" w:line="160" w:lineRule="atLeast"/>
+        <w:rPr>
+          <w:rFonts w:ascii="Consolas" w:eastAsia="Times New Roman" w:hAnsi="Consolas" w:cs="Times New Roman"/>
+          <w:color w:val="CCCCCC"/>
+          <w:sz w:val="16"/>
+          <w:szCs w:val="16"/>
+        </w:rPr>
+      </w:pPr>
+      <w:r>
+        <w:rPr>
+          <w:rFonts w:ascii="Consolas" w:eastAsia="Times New Roman" w:hAnsi="Consolas" w:cs="Times New Roman"/>
+          <w:color w:val="CCCCCC"/>
+          <w:sz w:val="16"/>
+          <w:szCs w:val="16"/>
+        </w:rPr>
+        <w:t>    })</w:t>
+      </w:r>
+    </w:p>
+    <w:p>
+      <w:pPr>
+        <w:shd w:val="clear" w:color="auto" w:fill="1F1F1F"/>
+        <w:spacing w:after="0" w:line="160" w:lineRule="atLeast"/>
+        <w:rPr>
+          <w:rFonts w:ascii="Consolas" w:eastAsia="Times New Roman" w:hAnsi="Consolas" w:cs="Times New Roman"/>
+          <w:color w:val="CCCCCC"/>
+          <w:sz w:val="16"/>
+          <w:szCs w:val="16"/>
+        </w:rPr>
+      </w:pPr>
+      <w:r>
+        <w:rPr>
+          <w:rFonts w:ascii="Consolas" w:eastAsia="Times New Roman" w:hAnsi="Consolas" w:cs="Times New Roman"/>
+          <w:color w:val="CCCCCC"/>
+          <w:sz w:val="16"/>
+          <w:szCs w:val="16"/>
+        </w:rPr>
+        <w:t>  }</w:t>
+      </w:r>
+    </w:p>
+    <w:p/>
+    <w:p>
+      <w:pPr>
+        <w:pStyle w:val="Heading3"/>
+      </w:pPr>
+      <w:r>
+        <w:t>member-detail.componenet.</w:t>
+      </w:r>
+      <w:r>
+        <w:t>html</w:t>
+      </w:r>
+    </w:p>
+    <w:p>
+      <w:pPr>
+        <w:shd w:val="clear" w:color="auto" w:fill="1F1F1F"/>
+        <w:spacing w:after="0" w:line="160" w:lineRule="atLeast"/>
+        <w:rPr>
+          <w:rFonts w:ascii="Consolas" w:eastAsia="Times New Roman" w:hAnsi="Consolas" w:cs="Times New Roman"/>
+          <w:color w:val="CCCCCC"/>
+          <w:sz w:val="16"/>
+          <w:szCs w:val="16"/>
+        </w:rPr>
+      </w:pPr>
+      <w:r>
+        <w:rPr>
+          <w:rFonts w:ascii="Consolas" w:eastAsia="Times New Roman" w:hAnsi="Consolas" w:cs="Times New Roman"/>
+          <w:color w:val="CCCCCC"/>
+          <w:sz w:val="16"/>
+          <w:szCs w:val="16"/>
+        </w:rPr>
+        <w:t xml:space="preserve">            </w:t>
+      </w:r>
+      <w:r>
+        <w:rPr>
+          <w:rFonts w:ascii="Consolas" w:eastAsia="Times New Roman" w:hAnsi="Consolas" w:cs="Times New Roman"/>
+          <w:color w:val="808080"/>
+          <w:sz w:val="16"/>
+          <w:szCs w:val="16"/>
+        </w:rPr>
+        <w:t>&lt;</w:t>
+      </w:r>
+      <w:r>
+        <w:rPr>
+          <w:rFonts w:ascii="Consolas" w:eastAsia="Times New Roman" w:hAnsi="Consolas" w:cs="Times New Roman"/>
+          <w:color w:val="569CD6"/>
+          <w:sz w:val="16"/>
+          <w:szCs w:val="16"/>
+        </w:rPr>
+        <w:t>li</w:t>
+      </w:r>
+      <w:r>
+        <w:rPr>
+          <w:rFonts w:ascii="Consolas" w:eastAsia="Times New Roman" w:hAnsi="Consolas" w:cs="Times New Roman"/>
+          <w:color w:val="CCCCCC"/>
+          <w:sz w:val="16"/>
+          <w:szCs w:val="16"/>
+        </w:rPr>
+        <w:t xml:space="preserve"> </w:t>
+      </w:r>
+      <w:r>
+        <w:rPr>
+          <w:rFonts w:ascii="Consolas" w:eastAsia="Times New Roman" w:hAnsi="Consolas" w:cs="Times New Roman"/>
+          <w:color w:val="9CDCFE"/>
+          <w:sz w:val="16"/>
+          <w:szCs w:val="16"/>
+        </w:rPr>
+        <w:t>class</w:t>
+      </w:r>
+      <w:r>
+        <w:rPr>
+          <w:rFonts w:ascii="Consolas" w:eastAsia="Times New Roman" w:hAnsi="Consolas" w:cs="Times New Roman"/>
+          <w:color w:val="CCCCCC"/>
+          <w:sz w:val="16"/>
+          <w:szCs w:val="16"/>
+        </w:rPr>
+        <w:t>=</w:t>
+      </w:r>
+      <w:r>
+        <w:rPr>
+          <w:rFonts w:ascii="Consolas" w:eastAsia="Times New Roman" w:hAnsi="Consolas" w:cs="Times New Roman"/>
+          <w:color w:val="CE9178"/>
+          <w:sz w:val="16"/>
+          <w:szCs w:val="16"/>
+        </w:rPr>
+        <w:t>"list-inline-item"</w:t>
+      </w:r>
+      <w:r>
+        <w:rPr>
+          <w:rFonts w:ascii="Consolas" w:eastAsia="Times New Roman" w:hAnsi="Consolas" w:cs="Times New Roman"/>
+          <w:color w:val="808080"/>
+          <w:sz w:val="16"/>
+          <w:szCs w:val="16"/>
+        </w:rPr>
+        <w:t>&gt;</w:t>
+      </w:r>
+    </w:p>
+    <w:p>
+      <w:pPr>
+        <w:shd w:val="clear" w:color="auto" w:fill="1F1F1F"/>
+        <w:spacing w:after="0" w:line="160" w:lineRule="atLeast"/>
+        <w:rPr>
+          <w:rFonts w:ascii="Consolas" w:eastAsia="Times New Roman" w:hAnsi="Consolas" w:cs="Times New Roman"/>
+          <w:color w:val="CCCCCC"/>
+          <w:sz w:val="16"/>
+          <w:szCs w:val="16"/>
+        </w:rPr>
+      </w:pPr>
+      <w:r>
+        <w:rPr>
+          <w:rFonts w:ascii="Consolas" w:eastAsia="Times New Roman" w:hAnsi="Consolas" w:cs="Times New Roman"/>
+          <w:color w:val="CCCCCC"/>
+          <w:sz w:val="16"/>
+          <w:szCs w:val="16"/>
+        </w:rPr>
+        <w:t xml:space="preserve">                </w:t>
+      </w:r>
+      <w:r>
+        <w:rPr>
+          <w:rFonts w:ascii="Consolas" w:eastAsia="Times New Roman" w:hAnsi="Consolas" w:cs="Times New Roman"/>
+          <w:color w:val="808080"/>
+          <w:sz w:val="16"/>
+          <w:szCs w:val="16"/>
+        </w:rPr>
+        <w:t>&lt;</w:t>
+      </w:r>
+      <w:r>
+        <w:rPr>
+          <w:rFonts w:ascii="Consolas" w:eastAsia="Times New Roman" w:hAnsi="Consolas" w:cs="Times New Roman"/>
+          <w:color w:val="569CD6"/>
+          <w:sz w:val="16"/>
+          <w:szCs w:val="16"/>
+        </w:rPr>
+        <w:t>button</w:t>
+      </w:r>
+      <w:r>
+        <w:rPr>
+          <w:rFonts w:ascii="Consolas" w:eastAsia="Times New Roman" w:hAnsi="Consolas" w:cs="Times New Roman"/>
+          <w:color w:val="CCCCCC"/>
+          <w:sz w:val="16"/>
+          <w:szCs w:val="16"/>
+        </w:rPr>
+        <w:t xml:space="preserve"> </w:t>
+      </w:r>
+      <w:r>
+        <w:rPr>
+          <w:rFonts w:ascii="Consolas" w:eastAsia="Times New Roman" w:hAnsi="Consolas" w:cs="Times New Roman"/>
+          <w:color w:val="9CDCFE"/>
+          <w:sz w:val="16"/>
+          <w:szCs w:val="16"/>
+        </w:rPr>
+        <w:t>class</w:t>
+      </w:r>
+      <w:r>
+        <w:rPr>
+          <w:rFonts w:ascii="Consolas" w:eastAsia="Times New Roman" w:hAnsi="Consolas" w:cs="Times New Roman"/>
+          <w:color w:val="CCCCCC"/>
+          <w:sz w:val="16"/>
+          <w:szCs w:val="16"/>
+        </w:rPr>
+        <w:t>=</w:t>
+      </w:r>
+      <w:r>
+        <w:rPr>
+          <w:rFonts w:ascii="Consolas" w:eastAsia="Times New Roman" w:hAnsi="Consolas" w:cs="Times New Roman"/>
+          <w:color w:val="CE9178"/>
+          <w:sz w:val="16"/>
+          <w:szCs w:val="16"/>
+        </w:rPr>
+        <w:t>"btn btn-primary"</w:t>
+      </w:r>
+      <w:r>
+        <w:rPr>
+          <w:rFonts w:ascii="Consolas" w:eastAsia="Times New Roman" w:hAnsi="Consolas" w:cs="Times New Roman"/>
+          <w:color w:val="CCCCCC"/>
+          <w:sz w:val="16"/>
+          <w:szCs w:val="16"/>
+        </w:rPr>
+        <w:t xml:space="preserve"> </w:t>
+      </w:r>
+      <w:r>
+        <w:rPr>
+          <w:rFonts w:ascii="Consolas" w:eastAsia="Times New Roman" w:hAnsi="Consolas" w:cs="Times New Roman"/>
+          <w:color w:val="9CDCFE"/>
+          <w:sz w:val="16"/>
+          <w:szCs w:val="16"/>
+        </w:rPr>
+        <w:t>(click)</w:t>
+      </w:r>
+      <w:r>
+        <w:rPr>
+          <w:rFonts w:ascii="Consolas" w:eastAsia="Times New Roman" w:hAnsi="Consolas" w:cs="Times New Roman"/>
+          <w:color w:val="CCCCCC"/>
+          <w:sz w:val="16"/>
+          <w:szCs w:val="16"/>
+        </w:rPr>
+        <w:t>=</w:t>
+      </w:r>
+      <w:r>
+        <w:rPr>
+          <w:rFonts w:ascii="Consolas" w:eastAsia="Times New Roman" w:hAnsi="Consolas" w:cs="Times New Roman"/>
+          <w:color w:val="CE9178"/>
+          <w:sz w:val="16"/>
+          <w:szCs w:val="16"/>
+        </w:rPr>
+        <w:t>"</w:t>
+      </w:r>
+      <w:r>
+        <w:rPr>
+          <w:rFonts w:ascii="Consolas" w:eastAsia="Times New Roman" w:hAnsi="Consolas" w:cs="Times New Roman"/>
+          <w:color w:val="DCDCAA"/>
+          <w:sz w:val="16"/>
+          <w:szCs w:val="16"/>
+        </w:rPr>
+        <w:t>onAddLike</w:t>
+      </w:r>
+      <w:r>
+        <w:rPr>
+          <w:rFonts w:ascii="Consolas" w:eastAsia="Times New Roman" w:hAnsi="Consolas" w:cs="Times New Roman"/>
+          <w:color w:val="CCCCCC"/>
+          <w:sz w:val="16"/>
+          <w:szCs w:val="16"/>
+        </w:rPr>
+        <w:t>(</w:t>
+      </w:r>
+      <w:r>
+        <w:rPr>
+          <w:rFonts w:ascii="Consolas" w:eastAsia="Times New Roman" w:hAnsi="Consolas" w:cs="Times New Roman"/>
+          <w:color w:val="9CDCFE"/>
+          <w:sz w:val="16"/>
+          <w:szCs w:val="16"/>
+        </w:rPr>
+        <w:t>memberIn</w:t>
+      </w:r>
+      <w:r>
+        <w:rPr>
+          <w:rFonts w:ascii="Consolas" w:eastAsia="Times New Roman" w:hAnsi="Consolas" w:cs="Times New Roman"/>
+          <w:color w:val="CCCCCC"/>
+          <w:sz w:val="16"/>
+          <w:szCs w:val="16"/>
+        </w:rPr>
+        <w:t>)</w:t>
+      </w:r>
+      <w:r>
+        <w:rPr>
+          <w:rFonts w:ascii="Consolas" w:eastAsia="Times New Roman" w:hAnsi="Consolas" w:cs="Times New Roman"/>
+          <w:color w:val="CE9178"/>
+          <w:sz w:val="16"/>
+          <w:szCs w:val="16"/>
+        </w:rPr>
+        <w:t>"</w:t>
+      </w:r>
+      <w:r>
+        <w:rPr>
+          <w:rFonts w:ascii="Consolas" w:eastAsia="Times New Roman" w:hAnsi="Consolas" w:cs="Times New Roman"/>
+          <w:color w:val="808080"/>
+          <w:sz w:val="16"/>
+          <w:szCs w:val="16"/>
+        </w:rPr>
+        <w:t>&gt;&lt;</w:t>
+      </w:r>
+      <w:r>
+        <w:rPr>
+          <w:rFonts w:ascii="Consolas" w:eastAsia="Times New Roman" w:hAnsi="Consolas" w:cs="Times New Roman"/>
+          <w:color w:val="569CD6"/>
+          <w:sz w:val="16"/>
+          <w:szCs w:val="16"/>
+        </w:rPr>
+        <w:t>i</w:t>
+      </w:r>
+      <w:r>
+        <w:rPr>
+          <w:rFonts w:ascii="Consolas" w:eastAsia="Times New Roman" w:hAnsi="Consolas" w:cs="Times New Roman"/>
+          <w:color w:val="CCCCCC"/>
+          <w:sz w:val="16"/>
+          <w:szCs w:val="16"/>
+        </w:rPr>
+        <w:t xml:space="preserve"> </w:t>
+      </w:r>
+      <w:r>
+        <w:rPr>
+          <w:rFonts w:ascii="Consolas" w:eastAsia="Times New Roman" w:hAnsi="Consolas" w:cs="Times New Roman"/>
+          <w:color w:val="9CDCFE"/>
+          <w:sz w:val="16"/>
+          <w:szCs w:val="16"/>
+        </w:rPr>
+        <w:t>class</w:t>
+      </w:r>
+      <w:r>
+        <w:rPr>
+          <w:rFonts w:ascii="Consolas" w:eastAsia="Times New Roman" w:hAnsi="Consolas" w:cs="Times New Roman"/>
+          <w:color w:val="CCCCCC"/>
+          <w:sz w:val="16"/>
+          <w:szCs w:val="16"/>
+        </w:rPr>
+        <w:t>=</w:t>
+      </w:r>
+      <w:r>
+        <w:rPr>
+          <w:rFonts w:ascii="Consolas" w:eastAsia="Times New Roman" w:hAnsi="Consolas" w:cs="Times New Roman"/>
+          <w:color w:val="CE9178"/>
+          <w:sz w:val="16"/>
+          <w:szCs w:val="16"/>
+        </w:rPr>
+        <w:t>"fa fa-thumbs-up"</w:t>
+      </w:r>
+      <w:r>
+        <w:rPr>
+          <w:rFonts w:ascii="Consolas" w:eastAsia="Times New Roman" w:hAnsi="Consolas" w:cs="Times New Roman"/>
+          <w:color w:val="808080"/>
+          <w:sz w:val="16"/>
+          <w:szCs w:val="16"/>
+        </w:rPr>
+        <w:t>&gt;&lt;/</w:t>
+      </w:r>
+      <w:r>
+        <w:rPr>
+          <w:rFonts w:ascii="Consolas" w:eastAsia="Times New Roman" w:hAnsi="Consolas" w:cs="Times New Roman"/>
+          <w:color w:val="569CD6"/>
+          <w:sz w:val="16"/>
+          <w:szCs w:val="16"/>
+        </w:rPr>
+        <w:t>i</w:t>
+      </w:r>
+      <w:r>
+        <w:rPr>
+          <w:rFonts w:ascii="Consolas" w:eastAsia="Times New Roman" w:hAnsi="Consolas" w:cs="Times New Roman"/>
+          <w:color w:val="808080"/>
+          <w:sz w:val="16"/>
+          <w:szCs w:val="16"/>
+        </w:rPr>
+        <w:t>&gt;&lt;/</w:t>
+      </w:r>
+      <w:r>
+        <w:rPr>
+          <w:rFonts w:ascii="Consolas" w:eastAsia="Times New Roman" w:hAnsi="Consolas" w:cs="Times New Roman"/>
+          <w:color w:val="569CD6"/>
+          <w:sz w:val="16"/>
+          <w:szCs w:val="16"/>
+        </w:rPr>
+        <w:t>button</w:t>
+      </w:r>
+      <w:r>
+        <w:rPr>
+          <w:rFonts w:ascii="Consolas" w:eastAsia="Times New Roman" w:hAnsi="Consolas" w:cs="Times New Roman"/>
+          <w:color w:val="808080"/>
+          <w:sz w:val="16"/>
+          <w:szCs w:val="16"/>
+        </w:rPr>
+        <w:t>&gt;</w:t>
+      </w:r>
+    </w:p>
+    <w:p>
+      <w:pPr>
+        <w:shd w:val="clear" w:color="auto" w:fill="1F1F1F"/>
+        <w:spacing w:after="0" w:line="160" w:lineRule="atLeast"/>
+        <w:rPr>
+          <w:rFonts w:ascii="Consolas" w:eastAsia="Times New Roman" w:hAnsi="Consolas" w:cs="Times New Roman"/>
+          <w:color w:val="CCCCCC"/>
+          <w:sz w:val="16"/>
+          <w:szCs w:val="16"/>
+        </w:rPr>
+      </w:pPr>
+      <w:r>
+        <w:rPr>
+          <w:rFonts w:ascii="Consolas" w:eastAsia="Times New Roman" w:hAnsi="Consolas" w:cs="Times New Roman"/>
+          <w:color w:val="CCCCCC"/>
+          <w:sz w:val="16"/>
+          <w:szCs w:val="16"/>
+        </w:rPr>
+        <w:t xml:space="preserve">            </w:t>
+      </w:r>
+      <w:r>
+        <w:rPr>
+          <w:rFonts w:ascii="Consolas" w:eastAsia="Times New Roman" w:hAnsi="Consolas" w:cs="Times New Roman"/>
+          <w:color w:val="808080"/>
+          <w:sz w:val="16"/>
+          <w:szCs w:val="16"/>
+        </w:rPr>
+        <w:t>&lt;/</w:t>
+      </w:r>
+      <w:r>
+        <w:rPr>
+          <w:rFonts w:ascii="Consolas" w:eastAsia="Times New Roman" w:hAnsi="Consolas" w:cs="Times New Roman"/>
+          <w:color w:val="569CD6"/>
+          <w:sz w:val="16"/>
+          <w:szCs w:val="16"/>
+        </w:rPr>
+        <w:t>li</w:t>
+      </w:r>
+      <w:r>
+        <w:rPr>
+          <w:rFonts w:ascii="Consolas" w:eastAsia="Times New Roman" w:hAnsi="Consolas" w:cs="Times New Roman"/>
+          <w:color w:val="808080"/>
+          <w:sz w:val="16"/>
+          <w:szCs w:val="16"/>
+        </w:rPr>
+        <w:t>&gt;</w:t>
+      </w:r>
+    </w:p>
+    <w:p>
+      <w:pPr>
+        <w:pStyle w:val="Heading1"/>
+      </w:pPr>
+      <w:r>
         <w:t>Fixing Messages</w:t>
       </w:r>
     </w:p>
@@ -3922,58 +4425,25 @@
         <w:pStyle w:val="Heading2"/>
       </w:pPr>
       <w:r>
-        <w:t>/core/services/</w:t>
-      </w:r>
-      <w:proofErr w:type="spellStart"/>
-      <w:r>
-        <w:t>signalr</w:t>
-      </w:r>
-      <w:proofErr w:type="spellEnd"/>
-      <w:r>
-        <w:t>/message-</w:t>
-      </w:r>
-      <w:proofErr w:type="spellStart"/>
-      <w:r>
-        <w:t>hub.service.ts</w:t>
-      </w:r>
-      <w:proofErr w:type="spellEnd"/>
-    </w:p>
-    <w:p>
-      <w:r>
-        <w:t xml:space="preserve">Our busy interceptor is </w:t>
-      </w:r>
-      <w:proofErr w:type="gramStart"/>
-      <w:r>
-        <w:t>show</w:t>
-      </w:r>
-      <w:proofErr w:type="gramEnd"/>
-      <w:r>
-        <w:t xml:space="preserve"> the spinner for the http. </w:t>
-      </w:r>
-    </w:p>
-    <w:p>
-      <w:r>
-        <w:t xml:space="preserve">For the </w:t>
-      </w:r>
-      <w:proofErr w:type="spellStart"/>
-      <w:r>
-        <w:t>signalR</w:t>
-      </w:r>
-      <w:proofErr w:type="spellEnd"/>
-      <w:r>
-        <w:t xml:space="preserve"> we need to do the same on </w:t>
-      </w:r>
-      <w:proofErr w:type="spellStart"/>
-      <w:r>
-        <w:t>CreateHubConnections</w:t>
-      </w:r>
-      <w:proofErr w:type="spellEnd"/>
+        <w:t>/core/services/signalr/message-hub.service.ts</w:t>
+      </w:r>
+    </w:p>
+    <w:p>
+      <w:r>
+        <w:t xml:space="preserve">Our busy interceptor is show the spinner for the http. </w:t>
+      </w:r>
+    </w:p>
+    <w:p>
+      <w:r>
+        <w:t>For the signalR we need to do the same on CreateHubConnections</w:t>
+      </w:r>
     </w:p>
     <w:p>
       <w:r>
         <w:rPr>
           <w:noProof/>
         </w:rPr>
+        <w:lastRenderedPageBreak/>
         <w:drawing>
           <wp:inline distT="0" distB="0" distL="0" distR="0" wp14:anchorId="4DC53E00" wp14:editId="537F660F">
             <wp:extent cx="5219700" cy="2878085"/>
@@ -4016,7 +4486,6 @@
         <w:pStyle w:val="Heading2"/>
       </w:pPr>
       <w:r>
-        <w:lastRenderedPageBreak/>
         <w:t>/site/members/member-messages</w:t>
       </w:r>
     </w:p>
@@ -4127,28 +4596,14 @@
         <w:pStyle w:val="Heading3"/>
       </w:pPr>
       <w:r>
-        <w:t>member-</w:t>
-      </w:r>
-      <w:proofErr w:type="spellStart"/>
-      <w:proofErr w:type="gramStart"/>
-      <w:r>
-        <w:t>messages.component</w:t>
-      </w:r>
-      <w:proofErr w:type="gramEnd"/>
-      <w:r>
-        <w:t>.ts</w:t>
-      </w:r>
-      <w:proofErr w:type="spellEnd"/>
-    </w:p>
-    <w:p>
-      <w:r>
-        <w:t xml:space="preserve">set a var for </w:t>
-      </w:r>
-      <w:proofErr w:type="spellStart"/>
-      <w:r>
-        <w:t>isLoading</w:t>
-      </w:r>
-      <w:proofErr w:type="spellEnd"/>
+        <w:lastRenderedPageBreak/>
+        <w:t>member-messages.component.ts</w:t>
+      </w:r>
+    </w:p>
+    <w:p>
+      <w:r>
+        <w:t>set a var for isLoading</w:t>
+      </w:r>
     </w:p>
     <w:p>
       <w:pPr>
@@ -4170,7 +4625,6 @@
         </w:rPr>
         <w:t> </w:t>
       </w:r>
-      <w:proofErr w:type="spellStart"/>
       <w:r>
         <w:rPr>
           <w:rFonts w:ascii="Consolas" w:eastAsia="Times New Roman" w:hAnsi="Consolas" w:cs="Times New Roman"/>
@@ -4180,7 +4634,6 @@
         </w:rPr>
         <w:t>isLoading</w:t>
       </w:r>
-      <w:proofErr w:type="spellEnd"/>
       <w:r>
         <w:rPr>
           <w:rFonts w:ascii="Consolas" w:eastAsia="Times New Roman" w:hAnsi="Consolas" w:cs="Times New Roman"/>
@@ -4253,8 +4706,6 @@
         </w:rPr>
         <w:t xml:space="preserve">  </w:t>
       </w:r>
-      <w:proofErr w:type="spellStart"/>
-      <w:proofErr w:type="gramStart"/>
       <w:r>
         <w:rPr>
           <w:rFonts w:ascii="Consolas" w:eastAsia="Times New Roman" w:hAnsi="Consolas" w:cs="Times New Roman"/>
@@ -4264,25 +4715,14 @@
         </w:rPr>
         <w:t>OnSubmitMessageUsingHub</w:t>
       </w:r>
-      <w:proofErr w:type="spellEnd"/>
-      <w:r>
-        <w:rPr>
-          <w:rFonts w:ascii="Consolas" w:eastAsia="Times New Roman" w:hAnsi="Consolas" w:cs="Times New Roman"/>
-          <w:color w:val="CCCCCC"/>
-          <w:sz w:val="16"/>
-          <w:szCs w:val="16"/>
-        </w:rPr>
-        <w:t>(</w:t>
-      </w:r>
-      <w:proofErr w:type="gramEnd"/>
-      <w:r>
-        <w:rPr>
-          <w:rFonts w:ascii="Consolas" w:eastAsia="Times New Roman" w:hAnsi="Consolas" w:cs="Times New Roman"/>
-          <w:color w:val="CCCCCC"/>
-          <w:sz w:val="16"/>
-          <w:szCs w:val="16"/>
-        </w:rPr>
-        <w:t>){</w:t>
+      <w:r>
+        <w:rPr>
+          <w:rFonts w:ascii="Consolas" w:eastAsia="Times New Roman" w:hAnsi="Consolas" w:cs="Times New Roman"/>
+          <w:color w:val="CCCCCC"/>
+          <w:sz w:val="16"/>
+          <w:szCs w:val="16"/>
+        </w:rPr>
+        <w:t>(){</w:t>
       </w:r>
     </w:p>
     <w:p>
@@ -4305,7 +4745,6 @@
         </w:rPr>
         <w:t xml:space="preserve">    </w:t>
       </w:r>
-      <w:proofErr w:type="gramStart"/>
       <w:r>
         <w:rPr>
           <w:rFonts w:ascii="Consolas" w:eastAsia="Times New Roman" w:hAnsi="Consolas" w:cs="Times New Roman"/>
@@ -4324,7 +4763,6 @@
         </w:rPr>
         <w:t>(</w:t>
       </w:r>
-      <w:proofErr w:type="gramEnd"/>
       <w:r>
         <w:rPr>
           <w:rFonts w:ascii="Consolas" w:eastAsia="Times New Roman" w:hAnsi="Consolas" w:cs="Times New Roman"/>
@@ -4334,7 +4772,6 @@
         </w:rPr>
         <w:t>!</w:t>
       </w:r>
-      <w:proofErr w:type="spellStart"/>
       <w:r>
         <w:rPr>
           <w:rFonts w:ascii="Consolas" w:eastAsia="Times New Roman" w:hAnsi="Consolas" w:cs="Times New Roman"/>
@@ -4362,7 +4799,6 @@
         </w:rPr>
         <w:t>memberIn</w:t>
       </w:r>
-      <w:proofErr w:type="spellEnd"/>
       <w:r>
         <w:rPr>
           <w:rFonts w:ascii="Consolas" w:eastAsia="Times New Roman" w:hAnsi="Consolas" w:cs="Times New Roman"/>
@@ -4474,8 +4910,6 @@
         </w:rPr>
         <w:t xml:space="preserve">      </w:t>
       </w:r>
-      <w:proofErr w:type="spellStart"/>
-      <w:proofErr w:type="gramStart"/>
       <w:r>
         <w:rPr>
           <w:rFonts w:ascii="Consolas" w:eastAsia="Times New Roman" w:hAnsi="Consolas" w:cs="Times New Roman"/>
@@ -4503,7 +4937,6 @@
         </w:rPr>
         <w:t>toastr</w:t>
       </w:r>
-      <w:proofErr w:type="gramEnd"/>
       <w:r>
         <w:rPr>
           <w:rFonts w:ascii="Consolas" w:eastAsia="Times New Roman" w:hAnsi="Consolas" w:cs="Times New Roman"/>
@@ -4522,7 +4955,6 @@
         </w:rPr>
         <w:t>error</w:t>
       </w:r>
-      <w:proofErr w:type="spellEnd"/>
       <w:r>
         <w:rPr>
           <w:rFonts w:ascii="Consolas" w:eastAsia="Times New Roman" w:hAnsi="Consolas" w:cs="Times New Roman"/>
@@ -4661,8 +5093,6 @@
         </w:rPr>
         <w:t xml:space="preserve">    </w:t>
       </w:r>
-      <w:proofErr w:type="spellStart"/>
-      <w:proofErr w:type="gramStart"/>
       <w:r>
         <w:rPr>
           <w:rFonts w:ascii="Consolas" w:eastAsia="Times New Roman" w:hAnsi="Consolas" w:cs="Times New Roman"/>
@@ -4690,8 +5120,6 @@
         </w:rPr>
         <w:t>isLoading</w:t>
       </w:r>
-      <w:proofErr w:type="spellEnd"/>
-      <w:proofErr w:type="gramEnd"/>
       <w:r>
         <w:rPr>
           <w:rFonts w:ascii="Consolas" w:eastAsia="Times New Roman" w:hAnsi="Consolas" w:cs="Times New Roman"/>
@@ -4795,27 +5223,7 @@
           <w:sz w:val="16"/>
           <w:szCs w:val="16"/>
         </w:rPr>
-        <w:t xml:space="preserve">//The newly added message will show via </w:t>
-      </w:r>
-      <w:proofErr w:type="spellStart"/>
-      <w:r>
-        <w:rPr>
-          <w:rFonts w:ascii="Consolas" w:eastAsia="Times New Roman" w:hAnsi="Consolas" w:cs="Times New Roman"/>
-          <w:color w:val="6A9955"/>
-          <w:sz w:val="16"/>
-          <w:szCs w:val="16"/>
-        </w:rPr>
-        <w:t>loadMessagesFromMessageHub</w:t>
-      </w:r>
-      <w:proofErr w:type="spellEnd"/>
-      <w:r>
-        <w:rPr>
-          <w:rFonts w:ascii="Consolas" w:eastAsia="Times New Roman" w:hAnsi="Consolas" w:cs="Times New Roman"/>
-          <w:color w:val="6A9955"/>
-          <w:sz w:val="16"/>
-          <w:szCs w:val="16"/>
-        </w:rPr>
-        <w:t xml:space="preserve"> </w:t>
+        <w:t xml:space="preserve">//The newly added message will show via loadMessagesFromMessageHub </w:t>
       </w:r>
     </w:p>
     <w:p>
@@ -4838,8 +5246,6 @@
         </w:rPr>
         <w:t xml:space="preserve">    </w:t>
       </w:r>
-      <w:proofErr w:type="spellStart"/>
-      <w:proofErr w:type="gramStart"/>
       <w:r>
         <w:rPr>
           <w:rFonts w:ascii="Consolas" w:eastAsia="Times New Roman" w:hAnsi="Consolas" w:cs="Times New Roman"/>
@@ -4885,8 +5291,6 @@
         </w:rPr>
         <w:t>createMessage</w:t>
       </w:r>
-      <w:proofErr w:type="spellEnd"/>
-      <w:proofErr w:type="gramEnd"/>
       <w:r>
         <w:rPr>
           <w:rFonts w:ascii="Consolas" w:eastAsia="Times New Roman" w:hAnsi="Consolas" w:cs="Times New Roman"/>
@@ -4950,7 +5354,6 @@
         </w:rPr>
         <w:t xml:space="preserve">, </w:t>
       </w:r>
-      <w:proofErr w:type="spellStart"/>
       <w:r>
         <w:rPr>
           <w:rFonts w:ascii="Consolas" w:eastAsia="Times New Roman" w:hAnsi="Consolas" w:cs="Times New Roman"/>
@@ -4978,7 +5381,6 @@
         </w:rPr>
         <w:t>messageContent</w:t>
       </w:r>
-      <w:proofErr w:type="spellEnd"/>
       <w:r>
         <w:rPr>
           <w:rFonts w:ascii="Consolas" w:eastAsia="Times New Roman" w:hAnsi="Consolas" w:cs="Times New Roman"/>
@@ -5007,17 +5409,7 @@
           <w:sz w:val="16"/>
           <w:szCs w:val="16"/>
         </w:rPr>
-        <w:t xml:space="preserve">                          </w:t>
-      </w:r>
-      <w:proofErr w:type="gramStart"/>
-      <w:r>
-        <w:rPr>
-          <w:rFonts w:ascii="Consolas" w:eastAsia="Times New Roman" w:hAnsi="Consolas" w:cs="Times New Roman"/>
-          <w:color w:val="CCCCCC"/>
-          <w:sz w:val="16"/>
-          <w:szCs w:val="16"/>
-        </w:rPr>
-        <w:t>.</w:t>
+        <w:t>                          .</w:t>
       </w:r>
       <w:r>
         <w:rPr>
@@ -5028,7 +5420,6 @@
         </w:rPr>
         <w:t>then</w:t>
       </w:r>
-      <w:proofErr w:type="gramEnd"/>
       <w:r>
         <w:rPr>
           <w:rFonts w:ascii="Consolas" w:eastAsia="Times New Roman" w:hAnsi="Consolas" w:cs="Times New Roman"/>
@@ -5077,8 +5468,6 @@
         </w:rPr>
         <w:t xml:space="preserve">                            </w:t>
       </w:r>
-      <w:proofErr w:type="spellStart"/>
-      <w:proofErr w:type="gramStart"/>
       <w:r>
         <w:rPr>
           <w:rFonts w:ascii="Consolas" w:eastAsia="Times New Roman" w:hAnsi="Consolas" w:cs="Times New Roman"/>
@@ -5124,8 +5513,6 @@
         </w:rPr>
         <w:t>reset</w:t>
       </w:r>
-      <w:proofErr w:type="spellEnd"/>
-      <w:proofErr w:type="gramEnd"/>
       <w:r>
         <w:rPr>
           <w:rFonts w:ascii="Consolas" w:eastAsia="Times New Roman" w:hAnsi="Consolas" w:cs="Times New Roman"/>
@@ -5175,9 +5562,53 @@
           <w:sz w:val="16"/>
           <w:szCs w:val="16"/>
         </w:rPr>
-        <w:t xml:space="preserve">                          </w:t>
-      </w:r>
-      <w:proofErr w:type="gramStart"/>
+        <w:t>                          .</w:t>
+      </w:r>
+      <w:r>
+        <w:rPr>
+          <w:rFonts w:ascii="Consolas" w:eastAsia="Times New Roman" w:hAnsi="Consolas" w:cs="Times New Roman"/>
+          <w:color w:val="DCDCAA"/>
+          <w:sz w:val="16"/>
+          <w:szCs w:val="16"/>
+        </w:rPr>
+        <w:t>finally</w:t>
+      </w:r>
+      <w:r>
+        <w:rPr>
+          <w:rFonts w:ascii="Consolas" w:eastAsia="Times New Roman" w:hAnsi="Consolas" w:cs="Times New Roman"/>
+          <w:color w:val="CCCCCC"/>
+          <w:sz w:val="16"/>
+          <w:szCs w:val="16"/>
+        </w:rPr>
+        <w:t xml:space="preserve">(() </w:t>
+      </w:r>
+      <w:r>
+        <w:rPr>
+          <w:rFonts w:ascii="Consolas" w:eastAsia="Times New Roman" w:hAnsi="Consolas" w:cs="Times New Roman"/>
+          <w:color w:val="569CD6"/>
+          <w:sz w:val="16"/>
+          <w:szCs w:val="16"/>
+        </w:rPr>
+        <w:t>=&gt;</w:t>
+      </w:r>
+      <w:r>
+        <w:rPr>
+          <w:rFonts w:ascii="Consolas" w:eastAsia="Times New Roman" w:hAnsi="Consolas" w:cs="Times New Roman"/>
+          <w:color w:val="CCCCCC"/>
+          <w:sz w:val="16"/>
+          <w:szCs w:val="16"/>
+        </w:rPr>
+        <w:t xml:space="preserve"> </w:t>
+      </w:r>
+      <w:r>
+        <w:rPr>
+          <w:rFonts w:ascii="Consolas" w:eastAsia="Times New Roman" w:hAnsi="Consolas" w:cs="Times New Roman"/>
+          <w:color w:val="569CD6"/>
+          <w:sz w:val="16"/>
+          <w:szCs w:val="16"/>
+        </w:rPr>
+        <w:t>this</w:t>
+      </w:r>
       <w:r>
         <w:rPr>
           <w:rFonts w:ascii="Consolas" w:eastAsia="Times New Roman" w:hAnsi="Consolas" w:cs="Times New Roman"/>
@@ -5190,69 +5621,12 @@
       <w:r>
         <w:rPr>
           <w:rFonts w:ascii="Consolas" w:eastAsia="Times New Roman" w:hAnsi="Consolas" w:cs="Times New Roman"/>
-          <w:color w:val="DCDCAA"/>
-          <w:sz w:val="16"/>
-          <w:szCs w:val="16"/>
-        </w:rPr>
-        <w:t>finally</w:t>
-      </w:r>
-      <w:proofErr w:type="gramEnd"/>
-      <w:r>
-        <w:rPr>
-          <w:rFonts w:ascii="Consolas" w:eastAsia="Times New Roman" w:hAnsi="Consolas" w:cs="Times New Roman"/>
-          <w:color w:val="CCCCCC"/>
-          <w:sz w:val="16"/>
-          <w:szCs w:val="16"/>
-        </w:rPr>
-        <w:t xml:space="preserve">(() </w:t>
-      </w:r>
-      <w:r>
-        <w:rPr>
-          <w:rFonts w:ascii="Consolas" w:eastAsia="Times New Roman" w:hAnsi="Consolas" w:cs="Times New Roman"/>
-          <w:color w:val="569CD6"/>
-          <w:sz w:val="16"/>
-          <w:szCs w:val="16"/>
-        </w:rPr>
-        <w:t>=&gt;</w:t>
-      </w:r>
-      <w:r>
-        <w:rPr>
-          <w:rFonts w:ascii="Consolas" w:eastAsia="Times New Roman" w:hAnsi="Consolas" w:cs="Times New Roman"/>
-          <w:color w:val="CCCCCC"/>
-          <w:sz w:val="16"/>
-          <w:szCs w:val="16"/>
-        </w:rPr>
-        <w:t xml:space="preserve"> </w:t>
-      </w:r>
-      <w:proofErr w:type="spellStart"/>
-      <w:r>
-        <w:rPr>
-          <w:rFonts w:ascii="Consolas" w:eastAsia="Times New Roman" w:hAnsi="Consolas" w:cs="Times New Roman"/>
-          <w:color w:val="569CD6"/>
-          <w:sz w:val="16"/>
-          <w:szCs w:val="16"/>
-        </w:rPr>
-        <w:t>this</w:t>
-      </w:r>
-      <w:r>
-        <w:rPr>
-          <w:rFonts w:ascii="Consolas" w:eastAsia="Times New Roman" w:hAnsi="Consolas" w:cs="Times New Roman"/>
-          <w:color w:val="CCCCCC"/>
-          <w:sz w:val="16"/>
-          <w:szCs w:val="16"/>
-        </w:rPr>
-        <w:t>.</w:t>
-      </w:r>
-      <w:r>
-        <w:rPr>
-          <w:rFonts w:ascii="Consolas" w:eastAsia="Times New Roman" w:hAnsi="Consolas" w:cs="Times New Roman"/>
           <w:color w:val="9CDCFE"/>
           <w:sz w:val="16"/>
           <w:szCs w:val="16"/>
         </w:rPr>
         <w:t>isLoading</w:t>
       </w:r>
-      <w:proofErr w:type="spellEnd"/>
       <w:r>
         <w:rPr>
           <w:rFonts w:ascii="Consolas" w:eastAsia="Times New Roman" w:hAnsi="Consolas" w:cs="Times New Roman"/>
@@ -5424,15 +5798,7 @@
     </w:p>
     <w:p>
       <w:r>
-        <w:t xml:space="preserve">And the files pushed to </w:t>
-      </w:r>
-      <w:proofErr w:type="spellStart"/>
-      <w:r>
-        <w:t>wwwroot</w:t>
-      </w:r>
-      <w:proofErr w:type="spellEnd"/>
-      <w:r>
-        <w:t xml:space="preserve"> folder</w:t>
+        <w:t>And the files pushed to wwwroot folder</w:t>
       </w:r>
     </w:p>
     <w:p>
@@ -5440,6 +5806,7 @@
         <w:rPr>
           <w:noProof/>
         </w:rPr>
+        <w:lastRenderedPageBreak/>
         <w:drawing>
           <wp:inline distT="0" distB="0" distL="0" distR="0" wp14:anchorId="255E7987" wp14:editId="73B51C62">
             <wp:extent cx="2514600" cy="3753853"/>
@@ -5497,7 +5864,6 @@
         <w:rPr>
           <w:noProof/>
         </w:rPr>
-        <w:lastRenderedPageBreak/>
         <w:drawing>
           <wp:inline distT="0" distB="0" distL="0" distR="0" wp14:anchorId="068EE937" wp14:editId="188F089C">
             <wp:extent cx="4286250" cy="962958"/>
@@ -5538,17 +5904,7 @@
     <w:p/>
     <w:p>
       <w:r>
-        <w:t xml:space="preserve">Add optimizations to the </w:t>
-      </w:r>
-      <w:proofErr w:type="spellStart"/>
-      <w:proofErr w:type="gramStart"/>
-      <w:r>
-        <w:t>angular.json</w:t>
-      </w:r>
-      <w:proofErr w:type="spellEnd"/>
-      <w:proofErr w:type="gramEnd"/>
-      <w:r>
-        <w:t xml:space="preserve"> for production</w:t>
+        <w:t>Add optimizations to the angular.json for production</w:t>
       </w:r>
     </w:p>
     <w:p>
@@ -5770,9 +6126,68 @@
           <w:sz w:val="21"/>
           <w:szCs w:val="21"/>
         </w:rPr>
-        <w:t>"</w:t>
-      </w:r>
-      <w:proofErr w:type="spellStart"/>
+        <w:t>"inlineCritical"</w:t>
+      </w:r>
+      <w:r>
+        <w:rPr>
+          <w:rFonts w:ascii="Consolas" w:eastAsia="Times New Roman" w:hAnsi="Consolas" w:cs="Times New Roman"/>
+          <w:color w:val="CCCCCC"/>
+          <w:sz w:val="21"/>
+          <w:szCs w:val="21"/>
+        </w:rPr>
+        <w:t xml:space="preserve">: </w:t>
+      </w:r>
+      <w:r>
+        <w:rPr>
+          <w:rFonts w:ascii="Consolas" w:eastAsia="Times New Roman" w:hAnsi="Consolas" w:cs="Times New Roman"/>
+          <w:color w:val="569CD6"/>
+          <w:sz w:val="21"/>
+          <w:szCs w:val="21"/>
+        </w:rPr>
+        <w:t>false</w:t>
+      </w:r>
+    </w:p>
+    <w:p>
+      <w:pPr>
+        <w:shd w:val="clear" w:color="auto" w:fill="1F1F1F"/>
+        <w:spacing w:after="0" w:line="285" w:lineRule="atLeast"/>
+        <w:rPr>
+          <w:rFonts w:ascii="Consolas" w:eastAsia="Times New Roman" w:hAnsi="Consolas" w:cs="Times New Roman"/>
+          <w:color w:val="CCCCCC"/>
+          <w:sz w:val="21"/>
+          <w:szCs w:val="21"/>
+        </w:rPr>
+      </w:pPr>
+      <w:r>
+        <w:rPr>
+          <w:rFonts w:ascii="Consolas" w:eastAsia="Times New Roman" w:hAnsi="Consolas" w:cs="Times New Roman"/>
+          <w:color w:val="CCCCCC"/>
+          <w:sz w:val="21"/>
+          <w:szCs w:val="21"/>
+        </w:rPr>
+        <w:t>                },</w:t>
+      </w:r>
+    </w:p>
+    <w:p>
+      <w:pPr>
+        <w:shd w:val="clear" w:color="auto" w:fill="1F1F1F"/>
+        <w:spacing w:after="0" w:line="285" w:lineRule="atLeast"/>
+        <w:rPr>
+          <w:rFonts w:ascii="Consolas" w:eastAsia="Times New Roman" w:hAnsi="Consolas" w:cs="Times New Roman"/>
+          <w:color w:val="CCCCCC"/>
+          <w:sz w:val="21"/>
+          <w:szCs w:val="21"/>
+        </w:rPr>
+      </w:pPr>
+      <w:r>
+        <w:rPr>
+          <w:rFonts w:ascii="Consolas" w:eastAsia="Times New Roman" w:hAnsi="Consolas" w:cs="Times New Roman"/>
+          <w:color w:val="CCCCCC"/>
+          <w:sz w:val="21"/>
+          <w:szCs w:val="21"/>
+        </w:rPr>
+        <w:t xml:space="preserve">                </w:t>
+      </w:r>
       <w:r>
         <w:rPr>
           <w:rFonts w:ascii="Consolas" w:eastAsia="Times New Roman" w:hAnsi="Consolas" w:cs="Times New Roman"/>
@@ -5780,17 +6195,7 @@
           <w:sz w:val="21"/>
           <w:szCs w:val="21"/>
         </w:rPr>
-        <w:t>inlineCritical</w:t>
-      </w:r>
-      <w:proofErr w:type="spellEnd"/>
-      <w:r>
-        <w:rPr>
-          <w:rFonts w:ascii="Consolas" w:eastAsia="Times New Roman" w:hAnsi="Consolas" w:cs="Times New Roman"/>
-          <w:color w:val="9CDCFE"/>
-          <w:sz w:val="21"/>
-          <w:szCs w:val="21"/>
-        </w:rPr>
-        <w:t>"</w:t>
+        <w:t>"fonts"</w:t>
       </w:r>
       <w:r>
         <w:rPr>
@@ -5808,7 +6213,7 @@
           <w:sz w:val="21"/>
           <w:szCs w:val="21"/>
         </w:rPr>
-        <w:t>false</w:t>
+        <w:t>true</w:t>
       </w:r>
     </w:p>
     <w:p>
@@ -5829,75 +6234,6 @@
           <w:sz w:val="21"/>
           <w:szCs w:val="21"/>
         </w:rPr>
-        <w:t>                },</w:t>
-      </w:r>
-    </w:p>
-    <w:p>
-      <w:pPr>
-        <w:shd w:val="clear" w:color="auto" w:fill="1F1F1F"/>
-        <w:spacing w:after="0" w:line="285" w:lineRule="atLeast"/>
-        <w:rPr>
-          <w:rFonts w:ascii="Consolas" w:eastAsia="Times New Roman" w:hAnsi="Consolas" w:cs="Times New Roman"/>
-          <w:color w:val="CCCCCC"/>
-          <w:sz w:val="21"/>
-          <w:szCs w:val="21"/>
-        </w:rPr>
-      </w:pPr>
-      <w:r>
-        <w:rPr>
-          <w:rFonts w:ascii="Consolas" w:eastAsia="Times New Roman" w:hAnsi="Consolas" w:cs="Times New Roman"/>
-          <w:color w:val="CCCCCC"/>
-          <w:sz w:val="21"/>
-          <w:szCs w:val="21"/>
-        </w:rPr>
-        <w:t xml:space="preserve">                </w:t>
-      </w:r>
-      <w:r>
-        <w:rPr>
-          <w:rFonts w:ascii="Consolas" w:eastAsia="Times New Roman" w:hAnsi="Consolas" w:cs="Times New Roman"/>
-          <w:color w:val="9CDCFE"/>
-          <w:sz w:val="21"/>
-          <w:szCs w:val="21"/>
-        </w:rPr>
-        <w:t>"fonts"</w:t>
-      </w:r>
-      <w:r>
-        <w:rPr>
-          <w:rFonts w:ascii="Consolas" w:eastAsia="Times New Roman" w:hAnsi="Consolas" w:cs="Times New Roman"/>
-          <w:color w:val="CCCCCC"/>
-          <w:sz w:val="21"/>
-          <w:szCs w:val="21"/>
-        </w:rPr>
-        <w:t xml:space="preserve">: </w:t>
-      </w:r>
-      <w:r>
-        <w:rPr>
-          <w:rFonts w:ascii="Consolas" w:eastAsia="Times New Roman" w:hAnsi="Consolas" w:cs="Times New Roman"/>
-          <w:color w:val="569CD6"/>
-          <w:sz w:val="21"/>
-          <w:szCs w:val="21"/>
-        </w:rPr>
-        <w:t>true</w:t>
-      </w:r>
-    </w:p>
-    <w:p>
-      <w:pPr>
-        <w:shd w:val="clear" w:color="auto" w:fill="1F1F1F"/>
-        <w:spacing w:after="0" w:line="285" w:lineRule="atLeast"/>
-        <w:rPr>
-          <w:rFonts w:ascii="Consolas" w:eastAsia="Times New Roman" w:hAnsi="Consolas" w:cs="Times New Roman"/>
-          <w:color w:val="CCCCCC"/>
-          <w:sz w:val="21"/>
-          <w:szCs w:val="21"/>
-        </w:rPr>
-      </w:pPr>
-      <w:r>
-        <w:rPr>
-          <w:rFonts w:ascii="Consolas" w:eastAsia="Times New Roman" w:hAnsi="Consolas" w:cs="Times New Roman"/>
-          <w:color w:val="CCCCCC"/>
-          <w:sz w:val="21"/>
-          <w:szCs w:val="21"/>
-        </w:rPr>
         <w:t>              }</w:t>
       </w:r>
     </w:p>
@@ -5964,6 +6300,7 @@
           <w:sz w:val="16"/>
           <w:szCs w:val="16"/>
         </w:rPr>
+        <w:lastRenderedPageBreak/>
         <w:t xml:space="preserve">            </w:t>
       </w:r>
       <w:r>
@@ -6129,27 +6466,7 @@
           <w:sz w:val="16"/>
           <w:szCs w:val="16"/>
         </w:rPr>
-        <w:t>"</w:t>
-      </w:r>
-      <w:proofErr w:type="spellStart"/>
-      <w:r>
-        <w:rPr>
-          <w:rFonts w:ascii="Consolas" w:eastAsia="Times New Roman" w:hAnsi="Consolas" w:cs="Times New Roman"/>
-          <w:color w:val="9CDCFE"/>
-          <w:sz w:val="16"/>
-          <w:szCs w:val="16"/>
-        </w:rPr>
-        <w:t>maximumWarning</w:t>
-      </w:r>
-      <w:proofErr w:type="spellEnd"/>
-      <w:r>
-        <w:rPr>
-          <w:rFonts w:ascii="Consolas" w:eastAsia="Times New Roman" w:hAnsi="Consolas" w:cs="Times New Roman"/>
-          <w:color w:val="9CDCFE"/>
-          <w:sz w:val="16"/>
-          <w:szCs w:val="16"/>
-        </w:rPr>
-        <w:t>"</w:t>
+        <w:t>"maximumWarning"</w:t>
       </w:r>
       <w:r>
         <w:rPr>
@@ -6206,27 +6523,7 @@
           <w:sz w:val="16"/>
           <w:szCs w:val="16"/>
         </w:rPr>
-        <w:t>"</w:t>
-      </w:r>
-      <w:proofErr w:type="spellStart"/>
-      <w:r>
-        <w:rPr>
-          <w:rFonts w:ascii="Consolas" w:eastAsia="Times New Roman" w:hAnsi="Consolas" w:cs="Times New Roman"/>
-          <w:color w:val="9CDCFE"/>
-          <w:sz w:val="16"/>
-          <w:szCs w:val="16"/>
-        </w:rPr>
-        <w:t>maximumError</w:t>
-      </w:r>
-      <w:proofErr w:type="spellEnd"/>
-      <w:r>
-        <w:rPr>
-          <w:rFonts w:ascii="Consolas" w:eastAsia="Times New Roman" w:hAnsi="Consolas" w:cs="Times New Roman"/>
-          <w:color w:val="9CDCFE"/>
-          <w:sz w:val="16"/>
-          <w:szCs w:val="16"/>
-        </w:rPr>
-        <w:t>"</w:t>
+        <w:t>"maximumError"</w:t>
       </w:r>
       <w:r>
         <w:rPr>
@@ -6334,27 +6631,7 @@
           <w:sz w:val="16"/>
           <w:szCs w:val="16"/>
         </w:rPr>
-        <w:t>"</w:t>
-      </w:r>
-      <w:proofErr w:type="spellStart"/>
-      <w:r>
-        <w:rPr>
-          <w:rFonts w:ascii="Consolas" w:eastAsia="Times New Roman" w:hAnsi="Consolas" w:cs="Times New Roman"/>
-          <w:color w:val="CE9178"/>
-          <w:sz w:val="16"/>
-          <w:szCs w:val="16"/>
-        </w:rPr>
-        <w:t>anyComponentStyle</w:t>
-      </w:r>
-      <w:proofErr w:type="spellEnd"/>
-      <w:r>
-        <w:rPr>
-          <w:rFonts w:ascii="Consolas" w:eastAsia="Times New Roman" w:hAnsi="Consolas" w:cs="Times New Roman"/>
-          <w:color w:val="CE9178"/>
-          <w:sz w:val="16"/>
-          <w:szCs w:val="16"/>
-        </w:rPr>
-        <w:t>"</w:t>
+        <w:t>"anyComponentStyle"</w:t>
       </w:r>
       <w:r>
         <w:rPr>
@@ -6393,27 +6670,7 @@
           <w:sz w:val="16"/>
           <w:szCs w:val="16"/>
         </w:rPr>
-        <w:t>"</w:t>
-      </w:r>
-      <w:proofErr w:type="spellStart"/>
-      <w:r>
-        <w:rPr>
-          <w:rFonts w:ascii="Consolas" w:eastAsia="Times New Roman" w:hAnsi="Consolas" w:cs="Times New Roman"/>
-          <w:color w:val="9CDCFE"/>
-          <w:sz w:val="16"/>
-          <w:szCs w:val="16"/>
-        </w:rPr>
-        <w:t>maximumWarning</w:t>
-      </w:r>
-      <w:proofErr w:type="spellEnd"/>
-      <w:r>
-        <w:rPr>
-          <w:rFonts w:ascii="Consolas" w:eastAsia="Times New Roman" w:hAnsi="Consolas" w:cs="Times New Roman"/>
-          <w:color w:val="9CDCFE"/>
-          <w:sz w:val="16"/>
-          <w:szCs w:val="16"/>
-        </w:rPr>
-        <w:t>"</w:t>
+        <w:t>"maximumWarning"</w:t>
       </w:r>
       <w:r>
         <w:rPr>
@@ -6470,27 +6727,7 @@
           <w:sz w:val="16"/>
           <w:szCs w:val="16"/>
         </w:rPr>
-        <w:t>"</w:t>
-      </w:r>
-      <w:proofErr w:type="spellStart"/>
-      <w:r>
-        <w:rPr>
-          <w:rFonts w:ascii="Consolas" w:eastAsia="Times New Roman" w:hAnsi="Consolas" w:cs="Times New Roman"/>
-          <w:color w:val="9CDCFE"/>
-          <w:sz w:val="16"/>
-          <w:szCs w:val="16"/>
-        </w:rPr>
-        <w:t>maximumError</w:t>
-      </w:r>
-      <w:proofErr w:type="spellEnd"/>
-      <w:r>
-        <w:rPr>
-          <w:rFonts w:ascii="Consolas" w:eastAsia="Times New Roman" w:hAnsi="Consolas" w:cs="Times New Roman"/>
-          <w:color w:val="9CDCFE"/>
-          <w:sz w:val="16"/>
-          <w:szCs w:val="16"/>
-        </w:rPr>
-        <w:t>"</w:t>
+        <w:t>"maximumError"</w:t>
       </w:r>
       <w:r>
         <w:rPr>
@@ -6580,27 +6817,7 @@
           <w:sz w:val="16"/>
           <w:szCs w:val="16"/>
         </w:rPr>
-        <w:t>"</w:t>
-      </w:r>
-      <w:proofErr w:type="spellStart"/>
-      <w:r>
-        <w:rPr>
-          <w:rFonts w:ascii="Consolas" w:eastAsia="Times New Roman" w:hAnsi="Consolas" w:cs="Times New Roman"/>
-          <w:color w:val="9CDCFE"/>
-          <w:sz w:val="16"/>
-          <w:szCs w:val="16"/>
-        </w:rPr>
-        <w:t>fileReplacements</w:t>
-      </w:r>
-      <w:proofErr w:type="spellEnd"/>
-      <w:r>
-        <w:rPr>
-          <w:rFonts w:ascii="Consolas" w:eastAsia="Times New Roman" w:hAnsi="Consolas" w:cs="Times New Roman"/>
-          <w:color w:val="9CDCFE"/>
-          <w:sz w:val="16"/>
-          <w:szCs w:val="16"/>
-        </w:rPr>
-        <w:t>"</w:t>
+        <w:t>"fileReplacements"</w:t>
       </w:r>
       <w:r>
         <w:rPr>
@@ -6678,47 +6895,7 @@
           <w:sz w:val="16"/>
           <w:szCs w:val="16"/>
         </w:rPr>
-        <w:t>"</w:t>
-      </w:r>
-      <w:proofErr w:type="spellStart"/>
-      <w:r>
-        <w:rPr>
-          <w:rFonts w:ascii="Consolas" w:eastAsia="Times New Roman" w:hAnsi="Consolas" w:cs="Times New Roman"/>
-          <w:color w:val="CE9178"/>
-          <w:sz w:val="16"/>
-          <w:szCs w:val="16"/>
-        </w:rPr>
-        <w:t>src</w:t>
-      </w:r>
-      <w:proofErr w:type="spellEnd"/>
-      <w:r>
-        <w:rPr>
-          <w:rFonts w:ascii="Consolas" w:eastAsia="Times New Roman" w:hAnsi="Consolas" w:cs="Times New Roman"/>
-          <w:color w:val="CE9178"/>
-          <w:sz w:val="16"/>
-          <w:szCs w:val="16"/>
-        </w:rPr>
-        <w:t>/environments/</w:t>
-      </w:r>
-      <w:proofErr w:type="spellStart"/>
-      <w:r>
-        <w:rPr>
-          <w:rFonts w:ascii="Consolas" w:eastAsia="Times New Roman" w:hAnsi="Consolas" w:cs="Times New Roman"/>
-          <w:color w:val="CE9178"/>
-          <w:sz w:val="16"/>
-          <w:szCs w:val="16"/>
-        </w:rPr>
-        <w:t>environment.development.ts</w:t>
-      </w:r>
-      <w:proofErr w:type="spellEnd"/>
-      <w:r>
-        <w:rPr>
-          <w:rFonts w:ascii="Consolas" w:eastAsia="Times New Roman" w:hAnsi="Consolas" w:cs="Times New Roman"/>
-          <w:color w:val="CE9178"/>
-          <w:sz w:val="16"/>
-          <w:szCs w:val="16"/>
-        </w:rPr>
-        <w:t>"</w:t>
+        <w:t>"src/environments/environment.development.ts"</w:t>
       </w:r>
       <w:r>
         <w:rPr>
@@ -6775,47 +6952,7 @@
           <w:sz w:val="16"/>
           <w:szCs w:val="16"/>
         </w:rPr>
-        <w:t>"</w:t>
-      </w:r>
-      <w:proofErr w:type="spellStart"/>
-      <w:r>
-        <w:rPr>
-          <w:rFonts w:ascii="Consolas" w:eastAsia="Times New Roman" w:hAnsi="Consolas" w:cs="Times New Roman"/>
-          <w:color w:val="CE9178"/>
-          <w:sz w:val="16"/>
-          <w:szCs w:val="16"/>
-        </w:rPr>
-        <w:t>src</w:t>
-      </w:r>
-      <w:proofErr w:type="spellEnd"/>
-      <w:r>
-        <w:rPr>
-          <w:rFonts w:ascii="Consolas" w:eastAsia="Times New Roman" w:hAnsi="Consolas" w:cs="Times New Roman"/>
-          <w:color w:val="CE9178"/>
-          <w:sz w:val="16"/>
-          <w:szCs w:val="16"/>
-        </w:rPr>
-        <w:t>/environments/</w:t>
-      </w:r>
-      <w:proofErr w:type="spellStart"/>
-      <w:r>
-        <w:rPr>
-          <w:rFonts w:ascii="Consolas" w:eastAsia="Times New Roman" w:hAnsi="Consolas" w:cs="Times New Roman"/>
-          <w:color w:val="CE9178"/>
-          <w:sz w:val="16"/>
-          <w:szCs w:val="16"/>
-        </w:rPr>
-        <w:t>environment.ts</w:t>
-      </w:r>
-      <w:proofErr w:type="spellEnd"/>
-      <w:r>
-        <w:rPr>
-          <w:rFonts w:ascii="Consolas" w:eastAsia="Times New Roman" w:hAnsi="Consolas" w:cs="Times New Roman"/>
-          <w:color w:val="CE9178"/>
-          <w:sz w:val="16"/>
-          <w:szCs w:val="16"/>
-        </w:rPr>
-        <w:t>"</w:t>
+        <w:t>"src/environments/environment.ts"</w:t>
       </w:r>
     </w:p>
     <w:p>
@@ -6887,27 +7024,7 @@
           <w:sz w:val="16"/>
           <w:szCs w:val="16"/>
         </w:rPr>
-        <w:t>"</w:t>
-      </w:r>
-      <w:proofErr w:type="spellStart"/>
-      <w:r>
-        <w:rPr>
-          <w:rFonts w:ascii="Consolas" w:eastAsia="Times New Roman" w:hAnsi="Consolas" w:cs="Times New Roman"/>
-          <w:color w:val="9CDCFE"/>
-          <w:sz w:val="16"/>
-          <w:szCs w:val="16"/>
-        </w:rPr>
-        <w:t>outputHashing</w:t>
-      </w:r>
-      <w:proofErr w:type="spellEnd"/>
-      <w:r>
-        <w:rPr>
-          <w:rFonts w:ascii="Consolas" w:eastAsia="Times New Roman" w:hAnsi="Consolas" w:cs="Times New Roman"/>
-          <w:color w:val="9CDCFE"/>
-          <w:sz w:val="16"/>
-          <w:szCs w:val="16"/>
-        </w:rPr>
-        <w:t>"</w:t>
+        <w:t>"outputHashing"</w:t>
       </w:r>
       <w:r>
         <w:rPr>
@@ -7156,27 +7273,7 @@
           <w:sz w:val="16"/>
           <w:szCs w:val="16"/>
         </w:rPr>
-        <w:t>"</w:t>
-      </w:r>
-      <w:proofErr w:type="spellStart"/>
-      <w:r>
-        <w:rPr>
-          <w:rFonts w:ascii="Consolas" w:eastAsia="Times New Roman" w:hAnsi="Consolas" w:cs="Times New Roman"/>
-          <w:color w:val="9CDCFE"/>
-          <w:sz w:val="16"/>
-          <w:szCs w:val="16"/>
-        </w:rPr>
-        <w:t>inlineCritical</w:t>
-      </w:r>
-      <w:proofErr w:type="spellEnd"/>
-      <w:r>
-        <w:rPr>
-          <w:rFonts w:ascii="Consolas" w:eastAsia="Times New Roman" w:hAnsi="Consolas" w:cs="Times New Roman"/>
-          <w:color w:val="9CDCFE"/>
-          <w:sz w:val="16"/>
-          <w:szCs w:val="16"/>
-        </w:rPr>
-        <w:t>"</w:t>
+        <w:t>"inlineCritical"</w:t>
       </w:r>
       <w:r>
         <w:rPr>
